--- a/Tuan_10/math_data_lake/report/BaoCao_BTL_Nhom1.docx
+++ b/Tuan_10/math_data_lake/report/BaoCao_BTL_Nhom1.docx
@@ -27,7 +27,7 @@
       <w:r>
         <w:rPr>
           <w:rFonts w:ascii="Consolas" w:hAnsi="Consolas"/>
-          <w:color w:val="8B1A1A"/>
+          <w:color w:val="000000"/>
           <w:sz w:val="19"/>
         </w:rPr>
         <w:t>contributions.md</w:t>
@@ -166,7 +166,7 @@
       <w:r>
         <w:rPr>
           <w:rFonts w:ascii="Consolas" w:hAnsi="Consolas"/>
-          <w:color w:val="8B1A1A"/>
+          <w:color w:val="000000"/>
           <w:sz w:val="19"/>
         </w:rPr>
         <w:t>math_record</w:t>
@@ -199,7 +199,7 @@
       <w:r>
         <w:rPr>
           <w:rFonts w:ascii="Consolas" w:hAnsi="Consolas"/>
-          <w:color w:val="8B1A1A"/>
+          <w:color w:val="000000"/>
           <w:sz w:val="19"/>
         </w:rPr>
         <w:t>random</w:t>
@@ -210,7 +210,7 @@
       <w:r>
         <w:rPr>
           <w:rFonts w:ascii="Consolas" w:hAnsi="Consolas"/>
-          <w:color w:val="8B1A1A"/>
+          <w:color w:val="000000"/>
           <w:sz w:val="19"/>
         </w:rPr>
         <w:t>novel_premises</w:t>
@@ -286,7 +286,7 @@
         <w:tc>
           <w:tcPr>
             <w:tcW w:type="dxa" w:w="1949"/>
-            <w:shd w:val="clear" w:color="auto" w:fill="D9E2F3"/>
+            <w:shd w:val="clear" w:color="auto" w:fill="E7E6E6"/>
           </w:tcPr>
           <w:p>
             <w:r>
@@ -306,7 +306,7 @@
         <w:tc>
           <w:tcPr>
             <w:tcW w:type="dxa" w:w="1949"/>
-            <w:shd w:val="clear" w:color="auto" w:fill="D9E2F3"/>
+            <w:shd w:val="clear" w:color="auto" w:fill="E7E6E6"/>
           </w:tcPr>
           <w:p>
             <w:r>
@@ -326,7 +326,7 @@
         <w:tc>
           <w:tcPr>
             <w:tcW w:type="dxa" w:w="1949"/>
-            <w:shd w:val="clear" w:color="auto" w:fill="D9E2F3"/>
+            <w:shd w:val="clear" w:color="auto" w:fill="E7E6E6"/>
           </w:tcPr>
           <w:p>
             <w:r>
@@ -346,7 +346,7 @@
         <w:tc>
           <w:tcPr>
             <w:tcW w:type="dxa" w:w="1949"/>
-            <w:shd w:val="clear" w:color="auto" w:fill="D9E2F3"/>
+            <w:shd w:val="clear" w:color="auto" w:fill="E7E6E6"/>
           </w:tcPr>
           <w:p>
             <w:r>
@@ -366,7 +366,7 @@
         <w:tc>
           <w:tcPr>
             <w:tcW w:type="dxa" w:w="1949"/>
-            <w:shd w:val="clear" w:color="auto" w:fill="D9E2F3"/>
+            <w:shd w:val="clear" w:color="auto" w:fill="E7E6E6"/>
           </w:tcPr>
           <w:p>
             <w:r>
@@ -414,7 +414,7 @@
             <w:r>
               <w:rPr>
                 <w:rFonts w:ascii="Consolas" w:hAnsi="Consolas"/>
-                <w:color w:val="8B1A1A"/>
+                <w:color w:val="000000"/>
                 <w:sz w:val="18"/>
               </w:rPr>
               <w:t>9d8d210c</w:t>
@@ -494,7 +494,7 @@
             <w:r>
               <w:rPr>
                 <w:rFonts w:ascii="Consolas" w:hAnsi="Consolas"/>
-                <w:color w:val="8B1A1A"/>
+                <w:color w:val="000000"/>
                 <w:sz w:val="18"/>
               </w:rPr>
               <w:t>509ad797</w:t>
@@ -574,7 +574,7 @@
             <w:r>
               <w:rPr>
                 <w:rFonts w:ascii="Consolas" w:hAnsi="Consolas"/>
-                <w:color w:val="8B1A1A"/>
+                <w:color w:val="000000"/>
                 <w:sz w:val="18"/>
               </w:rPr>
               <w:t>29dcec07</w:t>
@@ -642,7 +642,7 @@
       <w:r>
         <w:rPr>
           <w:rFonts w:ascii="Consolas" w:hAnsi="Consolas"/>
-          <w:color w:val="8B1A1A"/>
+          <w:color w:val="000000"/>
           <w:sz w:val="19"/>
         </w:rPr>
         <w:t>record_id = sha1(source|key)[:20]</w:t>
@@ -653,7 +653,7 @@
       <w:r>
         <w:rPr>
           <w:rFonts w:ascii="Consolas" w:hAnsi="Consolas"/>
-          <w:color w:val="8B1A1A"/>
+          <w:color w:val="000000"/>
           <w:sz w:val="19"/>
         </w:rPr>
         <w:t>source</w:t>
@@ -664,7 +664,7 @@
       <w:r>
         <w:rPr>
           <w:rFonts w:ascii="Consolas" w:hAnsi="Consolas"/>
-          <w:color w:val="8B1A1A"/>
+          <w:color w:val="000000"/>
           <w:sz w:val="19"/>
         </w:rPr>
         <w:t>source_version</w:t>
@@ -675,7 +675,7 @@
       <w:r>
         <w:rPr>
           <w:rFonts w:ascii="Consolas" w:hAnsi="Consolas"/>
-          <w:color w:val="8B1A1A"/>
+          <w:color w:val="000000"/>
           <w:sz w:val="19"/>
         </w:rPr>
         <w:t>source_record_key</w:t>
@@ -686,7 +686,7 @@
       <w:r>
         <w:rPr>
           <w:rFonts w:ascii="Consolas" w:hAnsi="Consolas"/>
-          <w:color w:val="8B1A1A"/>
+          <w:color w:val="000000"/>
           <w:sz w:val="19"/>
         </w:rPr>
         <w:t>record_type</w:t>
@@ -697,7 +697,7 @@
       <w:r>
         <w:rPr>
           <w:rFonts w:ascii="Consolas" w:hAnsi="Consolas"/>
-          <w:color w:val="8B1A1A"/>
+          <w:color w:val="000000"/>
           <w:sz w:val="19"/>
         </w:rPr>
         <w:t>split</w:t>
@@ -708,7 +708,7 @@
       <w:r>
         <w:rPr>
           <w:rFonts w:ascii="Consolas" w:hAnsi="Consolas"/>
-          <w:color w:val="8B1A1A"/>
+          <w:color w:val="000000"/>
           <w:sz w:val="19"/>
         </w:rPr>
         <w:t>subset</w:t>
@@ -719,7 +719,7 @@
       <w:r>
         <w:rPr>
           <w:rFonts w:ascii="Consolas" w:hAnsi="Consolas"/>
-          <w:color w:val="8B1A1A"/>
+          <w:color w:val="000000"/>
           <w:sz w:val="19"/>
         </w:rPr>
         <w:t>nl_problem</w:t>
@@ -730,7 +730,7 @@
       <w:r>
         <w:rPr>
           <w:rFonts w:ascii="Consolas" w:hAnsi="Consolas"/>
-          <w:color w:val="8B1A1A"/>
+          <w:color w:val="000000"/>
           <w:sz w:val="19"/>
         </w:rPr>
         <w:t>nl_solution</w:t>
@@ -741,7 +741,7 @@
       <w:r>
         <w:rPr>
           <w:rFonts w:ascii="Consolas" w:hAnsi="Consolas"/>
-          <w:color w:val="8B1A1A"/>
+          <w:color w:val="000000"/>
           <w:sz w:val="19"/>
         </w:rPr>
         <w:t>formal_language</w:t>
@@ -752,7 +752,7 @@
       <w:r>
         <w:rPr>
           <w:rFonts w:ascii="Consolas" w:hAnsi="Consolas"/>
-          <w:color w:val="8B1A1A"/>
+          <w:color w:val="000000"/>
           <w:sz w:val="19"/>
         </w:rPr>
         <w:t>formal_statement</w:t>
@@ -763,7 +763,7 @@
       <w:r>
         <w:rPr>
           <w:rFonts w:ascii="Consolas" w:hAnsi="Consolas"/>
-          <w:color w:val="8B1A1A"/>
+          <w:color w:val="000000"/>
           <w:sz w:val="19"/>
         </w:rPr>
         <w:t>formal_proof</w:t>
@@ -774,7 +774,7 @@
       <w:r>
         <w:rPr>
           <w:rFonts w:ascii="Consolas" w:hAnsi="Consolas"/>
-          <w:color w:val="8B1A1A"/>
+          <w:color w:val="000000"/>
           <w:sz w:val="19"/>
         </w:rPr>
         <w:t>formal_header</w:t>
@@ -785,7 +785,7 @@
       <w:r>
         <w:rPr>
           <w:rFonts w:ascii="Consolas" w:hAnsi="Consolas"/>
-          <w:color w:val="8B1A1A"/>
+          <w:color w:val="000000"/>
           <w:sz w:val="19"/>
         </w:rPr>
         <w:t>formal_goal</w:t>
@@ -796,7 +796,7 @@
       <w:r>
         <w:rPr>
           <w:rFonts w:ascii="Consolas" w:hAnsi="Consolas"/>
-          <w:color w:val="8B1A1A"/>
+          <w:color w:val="000000"/>
           <w:sz w:val="19"/>
         </w:rPr>
         <w:t>tactics</w:t>
@@ -807,7 +807,7 @@
       <w:r>
         <w:rPr>
           <w:rFonts w:ascii="Consolas" w:hAnsi="Consolas"/>
-          <w:color w:val="8B1A1A"/>
+          <w:color w:val="000000"/>
           <w:sz w:val="19"/>
         </w:rPr>
         <w:t>premises</w:t>
@@ -818,7 +818,7 @@
       <w:r>
         <w:rPr>
           <w:rFonts w:ascii="Consolas" w:hAnsi="Consolas"/>
-          <w:color w:val="8B1A1A"/>
+          <w:color w:val="000000"/>
           <w:sz w:val="19"/>
         </w:rPr>
         <w:t>has_latex</w:t>
@@ -829,7 +829,7 @@
       <w:r>
         <w:rPr>
           <w:rFonts w:ascii="Consolas" w:hAnsi="Consolas"/>
-          <w:color w:val="8B1A1A"/>
+          <w:color w:val="000000"/>
           <w:sz w:val="19"/>
         </w:rPr>
         <w:t>latex_count</w:t>
@@ -840,7 +840,7 @@
       <w:r>
         <w:rPr>
           <w:rFonts w:ascii="Consolas" w:hAnsi="Consolas"/>
-          <w:color w:val="8B1A1A"/>
+          <w:color w:val="000000"/>
           <w:sz w:val="19"/>
         </w:rPr>
         <w:t>content_sha256</w:t>
@@ -851,7 +851,7 @@
       <w:r>
         <w:rPr>
           <w:rFonts w:ascii="Consolas" w:hAnsi="Consolas"/>
-          <w:color w:val="8B1A1A"/>
+          <w:color w:val="000000"/>
           <w:sz w:val="19"/>
         </w:rPr>
         <w:t>quality_flags</w:t>
@@ -862,7 +862,7 @@
       <w:r>
         <w:rPr>
           <w:rFonts w:ascii="Consolas" w:hAnsi="Consolas"/>
-          <w:color w:val="8B1A1A"/>
+          <w:color w:val="000000"/>
           <w:sz w:val="19"/>
         </w:rPr>
         <w:t>extra_json</w:t>
@@ -873,7 +873,7 @@
       <w:r>
         <w:rPr>
           <w:rFonts w:ascii="Consolas" w:hAnsi="Consolas"/>
-          <w:color w:val="8B1A1A"/>
+          <w:color w:val="000000"/>
           <w:sz w:val="19"/>
         </w:rPr>
         <w:t>raw_uri</w:t>
@@ -884,7 +884,7 @@
       <w:r>
         <w:rPr>
           <w:rFonts w:ascii="Consolas" w:hAnsi="Consolas"/>
-          <w:color w:val="8B1A1A"/>
+          <w:color w:val="000000"/>
           <w:sz w:val="19"/>
         </w:rPr>
         <w:t>raw_row</w:t>
@@ -895,7 +895,7 @@
       <w:r>
         <w:rPr>
           <w:rFonts w:ascii="Consolas" w:hAnsi="Consolas"/>
-          <w:color w:val="8B1A1A"/>
+          <w:color w:val="000000"/>
           <w:sz w:val="19"/>
         </w:rPr>
         <w:t>raw_sha256</w:t>
@@ -906,7 +906,7 @@
       <w:r>
         <w:rPr>
           <w:rFonts w:ascii="Consolas" w:hAnsi="Consolas"/>
-          <w:color w:val="8B1A1A"/>
+          <w:color w:val="000000"/>
           <w:sz w:val="19"/>
         </w:rPr>
         <w:t>license</w:t>
@@ -917,7 +917,7 @@
       <w:r>
         <w:rPr>
           <w:rFonts w:ascii="Consolas" w:hAnsi="Consolas"/>
-          <w:color w:val="8B1A1A"/>
+          <w:color w:val="000000"/>
           <w:sz w:val="19"/>
         </w:rPr>
         <w:t>source_url</w:t>
@@ -928,7 +928,7 @@
       <w:r>
         <w:rPr>
           <w:rFonts w:ascii="Consolas" w:hAnsi="Consolas"/>
-          <w:color w:val="8B1A1A"/>
+          <w:color w:val="000000"/>
           <w:sz w:val="19"/>
         </w:rPr>
         <w:t>downloaded_at</w:t>
@@ -939,7 +939,7 @@
       <w:r>
         <w:rPr>
           <w:rFonts w:ascii="Consolas" w:hAnsi="Consolas"/>
-          <w:color w:val="8B1A1A"/>
+          <w:color w:val="000000"/>
           <w:sz w:val="19"/>
         </w:rPr>
         <w:t>ingest_run_id</w:t>
@@ -950,7 +950,7 @@
       <w:r>
         <w:rPr>
           <w:rFonts w:ascii="Consolas" w:hAnsi="Consolas"/>
-          <w:color w:val="8B1A1A"/>
+          <w:color w:val="000000"/>
           <w:sz w:val="19"/>
         </w:rPr>
         <w:t>pipeline_version</w:t>
@@ -961,7 +961,7 @@
       <w:r>
         <w:rPr>
           <w:rFonts w:ascii="Consolas" w:hAnsi="Consolas"/>
-          <w:color w:val="8B1A1A"/>
+          <w:color w:val="000000"/>
           <w:sz w:val="19"/>
         </w:rPr>
         <w:t>schema_version</w:t>
@@ -986,7 +986,7 @@
       <w:r>
         <w:rPr>
           <w:rFonts w:ascii="Consolas" w:hAnsi="Consolas"/>
-          <w:color w:val="8B1A1A"/>
+          <w:color w:val="000000"/>
           <w:sz w:val="19"/>
         </w:rPr>
         <w:t>record_id</w:t>
@@ -1107,7 +1107,7 @@
       <w:r>
         <w:rPr>
           <w:rFonts w:ascii="Consolas" w:hAnsi="Consolas"/>
-          <w:color w:val="8B1A1A"/>
+          <w:color w:val="000000"/>
           <w:sz w:val="19"/>
         </w:rPr>
         <w:t>(raw_uri, raw_row)</w:t>
@@ -1132,7 +1132,7 @@
       <w:r>
         <w:rPr>
           <w:rFonts w:ascii="Consolas" w:hAnsi="Consolas"/>
-          <w:color w:val="8B1A1A"/>
+          <w:color w:val="000000"/>
           <w:sz w:val="19"/>
         </w:rPr>
         <w:t>transform.to_unified</w:t>
@@ -1152,7 +1152,7 @@
       <w:r>
         <w:rPr>
           <w:rFonts w:ascii="Consolas" w:hAnsi="Consolas"/>
-          <w:color w:val="8B1A1A"/>
+          <w:color w:val="000000"/>
           <w:sz w:val="19"/>
         </w:rPr>
         <w:t>:=</w:t>
@@ -1163,7 +1163,7 @@
       <w:r>
         <w:rPr>
           <w:rFonts w:ascii="Consolas" w:hAnsi="Consolas"/>
-          <w:color w:val="8B1A1A"/>
+          <w:color w:val="000000"/>
           <w:sz w:val="19"/>
         </w:rPr>
         <w:t>row_number</w:t>
@@ -1188,7 +1188,7 @@
       <w:r>
         <w:rPr>
           <w:rFonts w:ascii="Consolas" w:hAnsi="Consolas"/>
-          <w:color w:val="8B1A1A"/>
+          <w:color w:val="000000"/>
           <w:sz w:val="19"/>
         </w:rPr>
         <w:t>_corrupt_record</w:t>
@@ -1213,7 +1213,7 @@
       <w:r>
         <w:rPr>
           <w:rFonts w:ascii="Consolas" w:hAnsi="Consolas"/>
-          <w:color w:val="8B1A1A"/>
+          <w:color w:val="000000"/>
           <w:sz w:val="19"/>
         </w:rPr>
         <w:t>source/source_version</w:t>
@@ -1224,7 +1224,7 @@
       <w:r>
         <w:rPr>
           <w:rFonts w:ascii="Consolas" w:hAnsi="Consolas"/>
-          <w:color w:val="8B1A1A"/>
+          <w:color w:val="000000"/>
           <w:sz w:val="19"/>
         </w:rPr>
         <w:t>record_id</w:t>
@@ -1235,7 +1235,7 @@
       <w:r>
         <w:rPr>
           <w:rFonts w:ascii="Consolas" w:hAnsi="Consolas"/>
-          <w:color w:val="8B1A1A"/>
+          <w:color w:val="000000"/>
           <w:sz w:val="19"/>
         </w:rPr>
         <w:t>_lake_log</w:t>
@@ -1294,7 +1294,7 @@
         <w:tc>
           <w:tcPr>
             <w:tcW w:type="dxa" w:w="4873"/>
-            <w:shd w:val="clear" w:color="auto" w:fill="D9E2F3"/>
+            <w:shd w:val="clear" w:color="auto" w:fill="E7E6E6"/>
           </w:tcPr>
           <w:p>
             <w:r>
@@ -1314,7 +1314,7 @@
         <w:tc>
           <w:tcPr>
             <w:tcW w:type="dxa" w:w="4873"/>
-            <w:shd w:val="clear" w:color="auto" w:fill="D9E2F3"/>
+            <w:shd w:val="clear" w:color="auto" w:fill="E7E6E6"/>
           </w:tcPr>
           <w:p>
             <w:r>
@@ -1392,7 +1392,7 @@
             <w:r>
               <w:rPr>
                 <w:rFonts w:ascii="Consolas" w:hAnsi="Consolas"/>
-                <w:color w:val="8B1A1A"/>
+                <w:color w:val="000000"/>
                 <w:sz w:val="20"/>
               </w:rPr>
               <w:t>local[n]</w:t>
@@ -1598,7 +1598,7 @@
       <w:r>
         <w:rPr>
           <w:rFonts w:ascii="Consolas" w:hAnsi="Consolas"/>
-          <w:color w:val="8B1A1A"/>
+          <w:color w:val="000000"/>
           <w:sz w:val="19"/>
         </w:rPr>
         <w:t>scripts/tao_hinh_bao_cao.py</w:t>
@@ -1637,7 +1637,7 @@
         <w:tc>
           <w:tcPr>
             <w:tcW w:type="dxa" w:w="4873"/>
-            <w:shd w:val="clear" w:color="auto" w:fill="D9E2F3"/>
+            <w:shd w:val="clear" w:color="auto" w:fill="E7E6E6"/>
           </w:tcPr>
           <w:p>
             <w:r>
@@ -1657,7 +1657,7 @@
         <w:tc>
           <w:tcPr>
             <w:tcW w:type="dxa" w:w="4873"/>
-            <w:shd w:val="clear" w:color="auto" w:fill="D9E2F3"/>
+            <w:shd w:val="clear" w:color="auto" w:fill="E7E6E6"/>
           </w:tcPr>
           <w:p>
             <w:r>
@@ -1884,7 +1884,7 @@
         <w:tc>
           <w:tcPr>
             <w:tcW w:type="dxa" w:w="1392"/>
-            <w:shd w:val="clear" w:color="auto" w:fill="D9E2F3"/>
+            <w:shd w:val="clear" w:color="auto" w:fill="E7E6E6"/>
           </w:tcPr>
           <w:p>
             <w:r>
@@ -1904,7 +1904,7 @@
         <w:tc>
           <w:tcPr>
             <w:tcW w:type="dxa" w:w="1392"/>
-            <w:shd w:val="clear" w:color="auto" w:fill="D9E2F3"/>
+            <w:shd w:val="clear" w:color="auto" w:fill="E7E6E6"/>
           </w:tcPr>
           <w:p>
             <w:r>
@@ -1924,7 +1924,7 @@
         <w:tc>
           <w:tcPr>
             <w:tcW w:type="dxa" w:w="1392"/>
-            <w:shd w:val="clear" w:color="auto" w:fill="D9E2F3"/>
+            <w:shd w:val="clear" w:color="auto" w:fill="E7E6E6"/>
           </w:tcPr>
           <w:p>
             <w:r>
@@ -1944,7 +1944,7 @@
         <w:tc>
           <w:tcPr>
             <w:tcW w:type="dxa" w:w="1392"/>
-            <w:shd w:val="clear" w:color="auto" w:fill="D9E2F3"/>
+            <w:shd w:val="clear" w:color="auto" w:fill="E7E6E6"/>
           </w:tcPr>
           <w:p>
             <w:r>
@@ -1964,7 +1964,7 @@
         <w:tc>
           <w:tcPr>
             <w:tcW w:type="dxa" w:w="1392"/>
-            <w:shd w:val="clear" w:color="auto" w:fill="D9E2F3"/>
+            <w:shd w:val="clear" w:color="auto" w:fill="E7E6E6"/>
           </w:tcPr>
           <w:p>
             <w:r>
@@ -1984,7 +1984,7 @@
         <w:tc>
           <w:tcPr>
             <w:tcW w:type="dxa" w:w="1392"/>
-            <w:shd w:val="clear" w:color="auto" w:fill="D9E2F3"/>
+            <w:shd w:val="clear" w:color="auto" w:fill="E7E6E6"/>
           </w:tcPr>
           <w:p>
             <w:r>
@@ -2004,7 +2004,7 @@
         <w:tc>
           <w:tcPr>
             <w:tcW w:type="dxa" w:w="1392"/>
-            <w:shd w:val="clear" w:color="auto" w:fill="D9E2F3"/>
+            <w:shd w:val="clear" w:color="auto" w:fill="E7E6E6"/>
           </w:tcPr>
           <w:p>
             <w:r>
@@ -2561,7 +2561,7 @@
         <w:tc>
           <w:tcPr>
             <w:tcW w:type="dxa" w:w="2436"/>
-            <w:shd w:val="clear" w:color="auto" w:fill="D9E2F3"/>
+            <w:shd w:val="clear" w:color="auto" w:fill="E7E6E6"/>
           </w:tcPr>
           <w:p>
             <w:r>
@@ -2581,7 +2581,7 @@
         <w:tc>
           <w:tcPr>
             <w:tcW w:type="dxa" w:w="2436"/>
-            <w:shd w:val="clear" w:color="auto" w:fill="D9E2F3"/>
+            <w:shd w:val="clear" w:color="auto" w:fill="E7E6E6"/>
           </w:tcPr>
           <w:p>
             <w:r>
@@ -2601,7 +2601,7 @@
         <w:tc>
           <w:tcPr>
             <w:tcW w:type="dxa" w:w="2436"/>
-            <w:shd w:val="clear" w:color="auto" w:fill="D9E2F3"/>
+            <w:shd w:val="clear" w:color="auto" w:fill="E7E6E6"/>
           </w:tcPr>
           <w:p>
             <w:r>
@@ -2621,7 +2621,7 @@
         <w:tc>
           <w:tcPr>
             <w:tcW w:type="dxa" w:w="2436"/>
-            <w:shd w:val="clear" w:color="auto" w:fill="D9E2F3"/>
+            <w:shd w:val="clear" w:color="auto" w:fill="E7E6E6"/>
           </w:tcPr>
           <w:p>
             <w:r>
@@ -2829,7 +2829,7 @@
             <w:r>
               <w:rPr>
                 <w:rFonts w:ascii="Consolas" w:hAnsi="Consolas"/>
-                <w:color w:val="8B1A1A"/>
+                <w:color w:val="000000"/>
                 <w:sz w:val="20"/>
               </w:rPr>
               <w:t>subset</w:t>
@@ -3190,7 +3190,7 @@
       <w:r>
         <w:rPr>
           <w:rFonts w:ascii="Consolas" w:hAnsi="Consolas"/>
-          <w:color w:val="8B1A1A"/>
+          <w:color w:val="000000"/>
           <w:sz w:val="19"/>
         </w:rPr>
         <w:t>docs/api.md</w:t>
@@ -3201,7 +3201,7 @@
       <w:r>
         <w:rPr>
           <w:rFonts w:ascii="Consolas" w:hAnsi="Consolas"/>
-          <w:color w:val="8B1A1A"/>
+          <w:color w:val="000000"/>
           <w:sz w:val="19"/>
         </w:rPr>
         <w:t>record_id</w:t>
@@ -3400,7 +3400,7 @@
         <w:tc>
           <w:tcPr>
             <w:tcW w:type="dxa" w:w="2436"/>
-            <w:shd w:val="clear" w:color="auto" w:fill="D9E2F3"/>
+            <w:shd w:val="clear" w:color="auto" w:fill="E7E6E6"/>
           </w:tcPr>
           <w:p>
             <w:r>
@@ -3420,7 +3420,7 @@
         <w:tc>
           <w:tcPr>
             <w:tcW w:type="dxa" w:w="2436"/>
-            <w:shd w:val="clear" w:color="auto" w:fill="D9E2F3"/>
+            <w:shd w:val="clear" w:color="auto" w:fill="E7E6E6"/>
           </w:tcPr>
           <w:p>
             <w:r>
@@ -3440,7 +3440,7 @@
         <w:tc>
           <w:tcPr>
             <w:tcW w:type="dxa" w:w="2436"/>
-            <w:shd w:val="clear" w:color="auto" w:fill="D9E2F3"/>
+            <w:shd w:val="clear" w:color="auto" w:fill="E7E6E6"/>
           </w:tcPr>
           <w:p>
             <w:r>
@@ -3460,7 +3460,7 @@
         <w:tc>
           <w:tcPr>
             <w:tcW w:type="dxa" w:w="2436"/>
-            <w:shd w:val="clear" w:color="auto" w:fill="D9E2F3"/>
+            <w:shd w:val="clear" w:color="auto" w:fill="E7E6E6"/>
           </w:tcPr>
           <w:p>
             <w:r>
@@ -3733,7 +3733,7 @@
             <w:r>
               <w:rPr>
                 <w:rFonts w:ascii="Consolas" w:hAnsi="Consolas"/>
-                <w:color w:val="8B1A1A"/>
+                <w:color w:val="000000"/>
                 <w:sz w:val="20"/>
               </w:rPr>
               <w:t>record_id</w:t>
@@ -3872,7 +3872,7 @@
       <w:r>
         <w:rPr>
           <w:rFonts w:ascii="Consolas" w:hAnsi="Consolas"/>
-          <w:color w:val="8B1A1A"/>
+          <w:color w:val="000000"/>
           <w:sz w:val="19"/>
         </w:rPr>
         <w:t>proof_wanted</w:t>
@@ -3883,7 +3883,7 @@
       <w:r>
         <w:rPr>
           <w:rFonts w:ascii="Consolas" w:hAnsi="Consolas"/>
-          <w:color w:val="8B1A1A"/>
+          <w:color w:val="000000"/>
           <w:sz w:val="19"/>
         </w:rPr>
         <w:t>DeprecateMe</w:t>
@@ -3902,7 +3902,7 @@
       <w:r>
         <w:rPr>
           <w:rFonts w:ascii="Consolas" w:hAnsi="Consolas"/>
-          <w:color w:val="8B1A1A"/>
+          <w:color w:val="000000"/>
           <w:sz w:val="19"/>
         </w:rPr>
         <w:t>$</w:t>
@@ -3921,7 +3921,7 @@
       <w:r>
         <w:rPr>
           <w:rFonts w:ascii="Consolas" w:hAnsi="Consolas"/>
-          <w:color w:val="8B1A1A"/>
+          <w:color w:val="000000"/>
           <w:sz w:val="19"/>
         </w:rPr>
         <w:t>\f</w:t>
@@ -3959,7 +3959,7 @@
       <w:r>
         <w:rPr>
           <w:rFonts w:ascii="Consolas" w:hAnsi="Consolas"/>
-          <w:color w:val="8B1A1A"/>
+          <w:color w:val="000000"/>
           <w:sz w:val="19"/>
         </w:rPr>
         <w:t>local</w:t>
@@ -4260,7 +4260,7 @@
       <w:r>
         <w:rPr>
           <w:rFonts w:ascii="Consolas" w:hAnsi="Consolas"/>
-          <w:color w:val="8B1A1A"/>
+          <w:color w:val="000000"/>
           <w:sz w:val="19"/>
         </w:rPr>
         <w:t>docs/ai_use_statement.md</w:t>
@@ -4287,7 +4287,7 @@
       <w:r>
         <w:rPr>
           <w:rFonts w:ascii="Consolas" w:hAnsi="Consolas"/>
-          <w:color w:val="8B1A1A"/>
+          <w:color w:val="000000"/>
           <w:sz w:val="19"/>
         </w:rPr>
         <w:t>contributions.md</w:t>
@@ -4703,6 +4703,7 @@
     <w:rsid w:val="00FC693F"/>
     <w:rPr>
       <w:rFonts w:ascii="Times New Roman" w:hAnsi="Times New Roman" w:eastAsia="Times New Roman"/>
+      <w:color w:val="000000"/>
       <w:sz w:val="24"/>
     </w:rPr>
   </w:style>
@@ -4768,7 +4769,7 @@
       <w:rFonts w:ascii="Times New Roman" w:hAnsi="Times New Roman" w:eastAsia="Times New Roman" w:cs="Times New Roman"/>
       <w:b/>
       <w:bCs/>
-      <w:color w:val="1F3A68"/>
+      <w:color w:val="000000"/>
       <w:sz w:val="28"/>
       <w:szCs w:val="28"/>
     </w:rPr>
@@ -4792,7 +4793,7 @@
       <w:rFonts w:ascii="Times New Roman" w:hAnsi="Times New Roman" w:eastAsia="Times New Roman" w:cs="Times New Roman"/>
       <w:b/>
       <w:bCs/>
-      <w:color w:val="1F3A68"/>
+      <w:color w:val="000000"/>
       <w:sz w:val="26"/>
       <w:szCs w:val="26"/>
     </w:rPr>
@@ -4816,7 +4817,7 @@
       <w:rFonts w:ascii="Times New Roman" w:hAnsi="Times New Roman" w:eastAsia="Times New Roman" w:cs="Times New Roman"/>
       <w:b/>
       <w:bCs/>
-      <w:color w:val="1F3A68"/>
+      <w:color w:val="000000"/>
     </w:rPr>
   </w:style>
   <w:style w:type="paragraph" w:styleId="Heading4">
@@ -4841,7 +4842,7 @@
       <w:bCs/>
       <w:i/>
       <w:iCs/>
-      <w:color w:val="1F3A68"/>
+      <w:color w:val="000000"/>
     </w:rPr>
   </w:style>
   <w:style w:type="paragraph" w:styleId="Heading5">
@@ -4862,7 +4863,7 @@
     </w:pPr>
     <w:rPr>
       <w:rFonts w:asciiTheme="majorHAnsi" w:eastAsiaTheme="majorEastAsia" w:hAnsiTheme="majorHAnsi" w:cstheme="majorBidi"/>
-      <w:color w:val="243F60" w:themeColor="accent1" w:themeShade="7F"/>
+      <w:color w:val="000000"/>
     </w:rPr>
   </w:style>
   <w:style w:type="paragraph" w:styleId="Heading6">
@@ -4885,7 +4886,7 @@
       <w:rFonts w:asciiTheme="majorHAnsi" w:eastAsiaTheme="majorEastAsia" w:hAnsiTheme="majorHAnsi" w:cstheme="majorBidi"/>
       <w:i/>
       <w:iCs/>
-      <w:color w:val="243F60" w:themeColor="accent1" w:themeShade="7F"/>
+      <w:color w:val="000000"/>
     </w:rPr>
   </w:style>
   <w:style w:type="paragraph" w:styleId="Heading7">
@@ -4908,7 +4909,7 @@
       <w:rFonts w:asciiTheme="majorHAnsi" w:eastAsiaTheme="majorEastAsia" w:hAnsiTheme="majorHAnsi" w:cstheme="majorBidi"/>
       <w:i/>
       <w:iCs/>
-      <w:color w:val="404040" w:themeColor="text1" w:themeTint="BF"/>
+      <w:color w:val="000000"/>
     </w:rPr>
   </w:style>
   <w:style w:type="paragraph" w:styleId="Heading8">
@@ -4929,7 +4930,7 @@
     </w:pPr>
     <w:rPr>
       <w:rFonts w:asciiTheme="majorHAnsi" w:eastAsiaTheme="majorEastAsia" w:hAnsiTheme="majorHAnsi" w:cstheme="majorBidi"/>
-      <w:color w:val="4F81BD" w:themeColor="accent1"/>
+      <w:color w:val="000000"/>
       <w:sz w:val="20"/>
       <w:szCs w:val="20"/>
     </w:rPr>
@@ -4954,7 +4955,7 @@
       <w:rFonts w:asciiTheme="majorHAnsi" w:eastAsiaTheme="majorEastAsia" w:hAnsiTheme="majorHAnsi" w:cstheme="majorBidi"/>
       <w:i/>
       <w:iCs/>
-      <w:color w:val="404040" w:themeColor="text1" w:themeTint="BF"/>
+      <w:color w:val="000000"/>
       <w:sz w:val="20"/>
       <w:szCs w:val="20"/>
     </w:rPr>
@@ -5005,7 +5006,7 @@
       <w:rFonts w:asciiTheme="majorHAnsi" w:eastAsiaTheme="majorEastAsia" w:hAnsiTheme="majorHAnsi" w:cstheme="majorBidi"/>
       <w:b/>
       <w:bCs/>
-      <w:color w:val="365F91" w:themeColor="accent1" w:themeShade="BF"/>
+      <w:color w:val="000000"/>
       <w:sz w:val="28"/>
       <w:szCs w:val="28"/>
     </w:rPr>
@@ -5020,7 +5021,7 @@
       <w:rFonts w:asciiTheme="majorHAnsi" w:eastAsiaTheme="majorEastAsia" w:hAnsiTheme="majorHAnsi" w:cstheme="majorBidi"/>
       <w:b/>
       <w:bCs/>
-      <w:color w:val="4F81BD" w:themeColor="accent1"/>
+      <w:color w:val="000000"/>
       <w:sz w:val="26"/>
       <w:szCs w:val="26"/>
     </w:rPr>
@@ -5035,7 +5036,7 @@
       <w:rFonts w:asciiTheme="majorHAnsi" w:eastAsiaTheme="majorEastAsia" w:hAnsiTheme="majorHAnsi" w:cstheme="majorBidi"/>
       <w:b/>
       <w:bCs/>
-      <w:color w:val="4F81BD" w:themeColor="accent1"/>
+      <w:color w:val="000000"/>
     </w:rPr>
   </w:style>
   <w:style w:type="paragraph" w:styleId="Title">
@@ -5055,7 +5056,7 @@
     </w:pPr>
     <w:rPr>
       <w:rFonts w:ascii="Times New Roman" w:hAnsi="Times New Roman" w:eastAsia="Times New Roman" w:cs="Times New Roman"/>
-      <w:color w:val="1F3A68"/>
+      <w:color w:val="000000"/>
       <w:spacing w:val="5"/>
       <w:kern w:val="28"/>
       <w:sz w:val="52"/>
@@ -5070,7 +5071,7 @@
     <w:rsid w:val="00FC693F"/>
     <w:rPr>
       <w:rFonts w:asciiTheme="majorHAnsi" w:eastAsiaTheme="majorEastAsia" w:hAnsiTheme="majorHAnsi" w:cstheme="majorBidi"/>
-      <w:color w:val="17365D" w:themeColor="text2" w:themeShade="BF"/>
+      <w:color w:val="000000"/>
       <w:spacing w:val="5"/>
       <w:kern w:val="28"/>
       <w:sz w:val="52"/>
@@ -5094,7 +5095,7 @@
       <w:rFonts w:asciiTheme="majorHAnsi" w:eastAsiaTheme="majorEastAsia" w:hAnsiTheme="majorHAnsi" w:cstheme="majorBidi"/>
       <w:i/>
       <w:iCs/>
-      <w:color w:val="4F81BD" w:themeColor="accent1"/>
+      <w:color w:val="000000"/>
       <w:spacing w:val="15"/>
       <w:sz w:val="24"/>
       <w:szCs w:val="24"/>
@@ -5110,7 +5111,7 @@
       <w:rFonts w:asciiTheme="majorHAnsi" w:eastAsiaTheme="majorEastAsia" w:hAnsiTheme="majorHAnsi" w:cstheme="majorBidi"/>
       <w:i/>
       <w:iCs/>
-      <w:color w:val="4F81BD" w:themeColor="accent1"/>
+      <w:color w:val="000000"/>
       <w:spacing w:val="15"/>
       <w:sz w:val="24"/>
       <w:szCs w:val="24"/>
@@ -5382,7 +5383,7 @@
     <w:rPr>
       <w:i/>
       <w:iCs/>
-      <w:color w:val="000000" w:themeColor="text1"/>
+      <w:color w:val="000000"/>
     </w:rPr>
   </w:style>
   <w:style w:type="character" w:customStyle="1" w:styleId="QuoteChar">
@@ -5394,7 +5395,7 @@
     <w:rPr>
       <w:i/>
       <w:iCs/>
-      <w:color w:val="000000" w:themeColor="text1"/>
+      <w:color w:val="000000"/>
     </w:rPr>
   </w:style>
   <w:style w:type="character" w:customStyle="1" w:styleId="Heading4Char">
@@ -5410,7 +5411,7 @@
       <w:bCs/>
       <w:i/>
       <w:iCs/>
-      <w:color w:val="4F81BD" w:themeColor="accent1"/>
+      <w:color w:val="000000"/>
     </w:rPr>
   </w:style>
   <w:style w:type="character" w:customStyle="1" w:styleId="Heading5Char">
@@ -5422,7 +5423,7 @@
     <w:rsid w:val="00FC693F"/>
     <w:rPr>
       <w:rFonts w:asciiTheme="majorHAnsi" w:eastAsiaTheme="majorEastAsia" w:hAnsiTheme="majorHAnsi" w:cstheme="majorBidi"/>
-      <w:color w:val="243F60" w:themeColor="accent1" w:themeShade="7F"/>
+      <w:color w:val="000000"/>
     </w:rPr>
   </w:style>
   <w:style w:type="character" w:customStyle="1" w:styleId="Heading6Char">
@@ -5436,7 +5437,7 @@
       <w:rFonts w:asciiTheme="majorHAnsi" w:eastAsiaTheme="majorEastAsia" w:hAnsiTheme="majorHAnsi" w:cstheme="majorBidi"/>
       <w:i/>
       <w:iCs/>
-      <w:color w:val="243F60" w:themeColor="accent1" w:themeShade="7F"/>
+      <w:color w:val="000000"/>
     </w:rPr>
   </w:style>
   <w:style w:type="character" w:customStyle="1" w:styleId="Heading7Char">
@@ -5450,7 +5451,7 @@
       <w:rFonts w:asciiTheme="majorHAnsi" w:eastAsiaTheme="majorEastAsia" w:hAnsiTheme="majorHAnsi" w:cstheme="majorBidi"/>
       <w:i/>
       <w:iCs/>
-      <w:color w:val="404040" w:themeColor="text1" w:themeTint="BF"/>
+      <w:color w:val="000000"/>
     </w:rPr>
   </w:style>
   <w:style w:type="character" w:customStyle="1" w:styleId="Heading8Char">
@@ -5462,7 +5463,7 @@
     <w:rsid w:val="00FC693F"/>
     <w:rPr>
       <w:rFonts w:asciiTheme="majorHAnsi" w:eastAsiaTheme="majorEastAsia" w:hAnsiTheme="majorHAnsi" w:cstheme="majorBidi"/>
-      <w:color w:val="4F81BD" w:themeColor="accent1"/>
+      <w:color w:val="000000"/>
       <w:sz w:val="20"/>
       <w:szCs w:val="20"/>
     </w:rPr>
@@ -5478,7 +5479,7 @@
       <w:rFonts w:asciiTheme="majorHAnsi" w:eastAsiaTheme="majorEastAsia" w:hAnsiTheme="majorHAnsi" w:cstheme="majorBidi"/>
       <w:i/>
       <w:iCs/>
-      <w:color w:val="404040" w:themeColor="text1" w:themeTint="BF"/>
+      <w:color w:val="000000"/>
       <w:sz w:val="20"/>
       <w:szCs w:val="20"/>
     </w:rPr>
@@ -5498,7 +5499,7 @@
     <w:rPr>
       <w:b/>
       <w:bCs/>
-      <w:color w:val="4F81BD" w:themeColor="accent1"/>
+      <w:color w:val="000000"/>
       <w:sz w:val="18"/>
       <w:szCs w:val="18"/>
     </w:rPr>
@@ -5545,7 +5546,7 @@
       <w:bCs/>
       <w:i/>
       <w:iCs/>
-      <w:color w:val="4F81BD" w:themeColor="accent1"/>
+      <w:color w:val="000000"/>
     </w:rPr>
   </w:style>
   <w:style w:type="character" w:customStyle="1" w:styleId="IntenseQuoteChar">
@@ -5559,7 +5560,7 @@
       <w:bCs/>
       <w:i/>
       <w:iCs/>
-      <w:color w:val="4F81BD" w:themeColor="accent1"/>
+      <w:color w:val="000000"/>
     </w:rPr>
   </w:style>
   <w:style w:type="character" w:styleId="SubtleEmphasis">
@@ -5571,7 +5572,7 @@
     <w:rPr>
       <w:i/>
       <w:iCs/>
-      <w:color w:val="808080" w:themeColor="text1" w:themeTint="7F"/>
+      <w:color w:val="000000"/>
     </w:rPr>
   </w:style>
   <w:style w:type="character" w:styleId="IntenseEmphasis">
@@ -5585,7 +5586,7 @@
       <w:bCs/>
       <w:i/>
       <w:iCs/>
-      <w:color w:val="4F81BD" w:themeColor="accent1"/>
+      <w:color w:val="000000"/>
     </w:rPr>
   </w:style>
   <w:style w:type="character" w:styleId="SubtleReference">
@@ -5596,7 +5597,7 @@
     <w:rsid w:val="00FC693F"/>
     <w:rPr>
       <w:smallCaps/>
-      <w:color w:val="C0504D" w:themeColor="accent2"/>
+      <w:color w:val="000000"/>
       <w:u w:val="single"/>
     </w:rPr>
   </w:style>
@@ -5610,7 +5611,7 @@
       <w:b/>
       <w:bCs/>
       <w:smallCaps/>
-      <w:color w:val="C0504D" w:themeColor="accent2"/>
+      <w:color w:val="000000"/>
       <w:spacing w:val="5"/>
       <w:u w:val="single"/>
     </w:rPr>
@@ -5676,7 +5677,7 @@
       <w:spacing w:after="0" w:line="240" w:lineRule="auto"/>
     </w:pPr>
     <w:rPr>
-      <w:color w:val="000000" w:themeColor="text1" w:themeShade="BF"/>
+      <w:color w:val="000000"/>
     </w:rPr>
     <w:tblPr>
       <w:tblStyleRowBandSize w:val="1"/>
@@ -5779,7 +5780,7 @@
       <w:spacing w:after="0" w:line="240" w:lineRule="auto"/>
     </w:pPr>
     <w:rPr>
-      <w:color w:val="365F91" w:themeColor="accent1" w:themeShade="BF"/>
+      <w:color w:val="000000"/>
     </w:rPr>
     <w:tblPr>
       <w:tblStyleRowBandSize w:val="1"/>
@@ -5882,7 +5883,7 @@
       <w:spacing w:after="0" w:line="240" w:lineRule="auto"/>
     </w:pPr>
     <w:rPr>
-      <w:color w:val="943634" w:themeColor="accent2" w:themeShade="BF"/>
+      <w:color w:val="000000"/>
     </w:rPr>
     <w:tblPr>
       <w:tblStyleRowBandSize w:val="1"/>
@@ -5985,7 +5986,7 @@
       <w:spacing w:after="0" w:line="240" w:lineRule="auto"/>
     </w:pPr>
     <w:rPr>
-      <w:color w:val="76923C" w:themeColor="accent3" w:themeShade="BF"/>
+      <w:color w:val="000000"/>
     </w:rPr>
     <w:tblPr>
       <w:tblStyleRowBandSize w:val="1"/>
@@ -6088,7 +6089,7 @@
       <w:spacing w:after="0" w:line="240" w:lineRule="auto"/>
     </w:pPr>
     <w:rPr>
-      <w:color w:val="5F497A" w:themeColor="accent4" w:themeShade="BF"/>
+      <w:color w:val="000000"/>
     </w:rPr>
     <w:tblPr>
       <w:tblStyleRowBandSize w:val="1"/>
@@ -6191,7 +6192,7 @@
       <w:spacing w:after="0" w:line="240" w:lineRule="auto"/>
     </w:pPr>
     <w:rPr>
-      <w:color w:val="31849B" w:themeColor="accent5" w:themeShade="BF"/>
+      <w:color w:val="000000"/>
     </w:rPr>
     <w:tblPr>
       <w:tblStyleRowBandSize w:val="1"/>
@@ -6294,7 +6295,7 @@
       <w:spacing w:after="0" w:line="240" w:lineRule="auto"/>
     </w:pPr>
     <w:rPr>
-      <w:color w:val="E36C0A" w:themeColor="accent6" w:themeShade="BF"/>
+      <w:color w:val="000000"/>
     </w:rPr>
     <w:tblPr>
       <w:tblStyleRowBandSize w:val="1"/>
@@ -6420,7 +6421,7 @@
       <w:rPr>
         <w:b/>
         <w:bCs/>
-        <w:color w:val="FFFFFF" w:themeColor="background1"/>
+        <w:color w:val="000000"/>
       </w:rPr>
       <w:tblPr/>
       <w:tcPr>
@@ -6512,7 +6513,7 @@
       <w:rPr>
         <w:b/>
         <w:bCs/>
-        <w:color w:val="FFFFFF" w:themeColor="background1"/>
+        <w:color w:val="000000"/>
       </w:rPr>
       <w:tblPr/>
       <w:tcPr>
@@ -6604,7 +6605,7 @@
       <w:rPr>
         <w:b/>
         <w:bCs/>
-        <w:color w:val="FFFFFF" w:themeColor="background1"/>
+        <w:color w:val="000000"/>
       </w:rPr>
       <w:tblPr/>
       <w:tcPr>
@@ -6696,7 +6697,7 @@
       <w:rPr>
         <w:b/>
         <w:bCs/>
-        <w:color w:val="FFFFFF" w:themeColor="background1"/>
+        <w:color w:val="000000"/>
       </w:rPr>
       <w:tblPr/>
       <w:tcPr>
@@ -6788,7 +6789,7 @@
       <w:rPr>
         <w:b/>
         <w:bCs/>
-        <w:color w:val="FFFFFF" w:themeColor="background1"/>
+        <w:color w:val="000000"/>
       </w:rPr>
       <w:tblPr/>
       <w:tcPr>
@@ -6880,7 +6881,7 @@
       <w:rPr>
         <w:b/>
         <w:bCs/>
-        <w:color w:val="FFFFFF" w:themeColor="background1"/>
+        <w:color w:val="000000"/>
       </w:rPr>
       <w:tblPr/>
       <w:tcPr>
@@ -6972,7 +6973,7 @@
       <w:rPr>
         <w:b/>
         <w:bCs/>
-        <w:color w:val="FFFFFF" w:themeColor="background1"/>
+        <w:color w:val="000000"/>
       </w:rPr>
       <w:tblPr/>
       <w:tcPr>
@@ -7975,7 +7976,7 @@
       <w:rPr>
         <w:b/>
         <w:bCs/>
-        <w:color w:val="FFFFFF" w:themeColor="background1"/>
+        <w:color w:val="000000"/>
       </w:rPr>
       <w:tblPr/>
       <w:tcPr>
@@ -8081,7 +8082,7 @@
       <w:rPr>
         <w:b/>
         <w:bCs/>
-        <w:color w:val="FFFFFF" w:themeColor="background1"/>
+        <w:color w:val="000000"/>
       </w:rPr>
       <w:tblPr/>
       <w:tcPr>
@@ -8187,7 +8188,7 @@
       <w:rPr>
         <w:b/>
         <w:bCs/>
-        <w:color w:val="FFFFFF" w:themeColor="background1"/>
+        <w:color w:val="000000"/>
       </w:rPr>
       <w:tblPr/>
       <w:tcPr>
@@ -8293,7 +8294,7 @@
       <w:rPr>
         <w:b/>
         <w:bCs/>
-        <w:color w:val="FFFFFF" w:themeColor="background1"/>
+        <w:color w:val="000000"/>
       </w:rPr>
       <w:tblPr/>
       <w:tcPr>
@@ -8399,7 +8400,7 @@
       <w:rPr>
         <w:b/>
         <w:bCs/>
-        <w:color w:val="FFFFFF" w:themeColor="background1"/>
+        <w:color w:val="000000"/>
       </w:rPr>
       <w:tblPr/>
       <w:tcPr>
@@ -8505,7 +8506,7 @@
       <w:rPr>
         <w:b/>
         <w:bCs/>
-        <w:color w:val="FFFFFF" w:themeColor="background1"/>
+        <w:color w:val="000000"/>
       </w:rPr>
       <w:tblPr/>
       <w:tcPr>
@@ -8611,7 +8612,7 @@
       <w:rPr>
         <w:b/>
         <w:bCs/>
-        <w:color w:val="FFFFFF" w:themeColor="background1"/>
+        <w:color w:val="000000"/>
       </w:rPr>
       <w:tblPr/>
       <w:tcPr>
@@ -8714,7 +8715,7 @@
       <w:rPr>
         <w:b/>
         <w:bCs/>
-        <w:color w:val="FFFFFF" w:themeColor="background1"/>
+        <w:color w:val="000000"/>
       </w:rPr>
       <w:tblPr/>
       <w:tcPr>
@@ -8734,7 +8735,7 @@
         <w:spacing w:before="0" w:after="0" w:line="240" w:lineRule="auto"/>
       </w:pPr>
       <w:rPr>
-        <w:color w:val="auto"/>
+        <w:color w:val="000000"/>
       </w:rPr>
       <w:tblPr/>
       <w:tcPr>
@@ -8753,7 +8754,7 @@
       <w:rPr>
         <w:b/>
         <w:bCs/>
-        <w:color w:val="FFFFFF" w:themeColor="background1"/>
+        <w:color w:val="000000"/>
       </w:rPr>
       <w:tblPr/>
       <w:tcPr>
@@ -8772,7 +8773,7 @@
       <w:rPr>
         <w:b/>
         <w:bCs/>
-        <w:color w:val="FFFFFF" w:themeColor="background1"/>
+        <w:color w:val="000000"/>
       </w:rPr>
       <w:tblPr/>
       <w:tcPr>
@@ -8818,7 +8819,7 @@
     </w:tblStylePr>
     <w:tblStylePr w:type="nwCell">
       <w:rPr>
-        <w:color w:val="FFFFFF" w:themeColor="background1"/>
+        <w:color w:val="000000"/>
       </w:rPr>
       <w:tblPr/>
       <w:tcPr>
@@ -8863,7 +8864,7 @@
       <w:rPr>
         <w:b/>
         <w:bCs/>
-        <w:color w:val="FFFFFF" w:themeColor="background1"/>
+        <w:color w:val="000000"/>
       </w:rPr>
       <w:tblPr/>
       <w:tcPr>
@@ -8883,7 +8884,7 @@
         <w:spacing w:before="0" w:after="0" w:line="240" w:lineRule="auto"/>
       </w:pPr>
       <w:rPr>
-        <w:color w:val="auto"/>
+        <w:color w:val="000000"/>
       </w:rPr>
       <w:tblPr/>
       <w:tcPr>
@@ -8902,7 +8903,7 @@
       <w:rPr>
         <w:b/>
         <w:bCs/>
-        <w:color w:val="FFFFFF" w:themeColor="background1"/>
+        <w:color w:val="000000"/>
       </w:rPr>
       <w:tblPr/>
       <w:tcPr>
@@ -8921,7 +8922,7 @@
       <w:rPr>
         <w:b/>
         <w:bCs/>
-        <w:color w:val="FFFFFF" w:themeColor="background1"/>
+        <w:color w:val="000000"/>
       </w:rPr>
       <w:tblPr/>
       <w:tcPr>
@@ -8967,7 +8968,7 @@
     </w:tblStylePr>
     <w:tblStylePr w:type="nwCell">
       <w:rPr>
-        <w:color w:val="FFFFFF" w:themeColor="background1"/>
+        <w:color w:val="000000"/>
       </w:rPr>
       <w:tblPr/>
       <w:tcPr>
@@ -9012,7 +9013,7 @@
       <w:rPr>
         <w:b/>
         <w:bCs/>
-        <w:color w:val="FFFFFF" w:themeColor="background1"/>
+        <w:color w:val="000000"/>
       </w:rPr>
       <w:tblPr/>
       <w:tcPr>
@@ -9032,7 +9033,7 @@
         <w:spacing w:before="0" w:after="0" w:line="240" w:lineRule="auto"/>
       </w:pPr>
       <w:rPr>
-        <w:color w:val="auto"/>
+        <w:color w:val="000000"/>
       </w:rPr>
       <w:tblPr/>
       <w:tcPr>
@@ -9051,7 +9052,7 @@
       <w:rPr>
         <w:b/>
         <w:bCs/>
-        <w:color w:val="FFFFFF" w:themeColor="background1"/>
+        <w:color w:val="000000"/>
       </w:rPr>
       <w:tblPr/>
       <w:tcPr>
@@ -9070,7 +9071,7 @@
       <w:rPr>
         <w:b/>
         <w:bCs/>
-        <w:color w:val="FFFFFF" w:themeColor="background1"/>
+        <w:color w:val="000000"/>
       </w:rPr>
       <w:tblPr/>
       <w:tcPr>
@@ -9116,7 +9117,7 @@
     </w:tblStylePr>
     <w:tblStylePr w:type="nwCell">
       <w:rPr>
-        <w:color w:val="FFFFFF" w:themeColor="background1"/>
+        <w:color w:val="000000"/>
       </w:rPr>
       <w:tblPr/>
       <w:tcPr>
@@ -9161,7 +9162,7 @@
       <w:rPr>
         <w:b/>
         <w:bCs/>
-        <w:color w:val="FFFFFF" w:themeColor="background1"/>
+        <w:color w:val="000000"/>
       </w:rPr>
       <w:tblPr/>
       <w:tcPr>
@@ -9181,7 +9182,7 @@
         <w:spacing w:before="0" w:after="0" w:line="240" w:lineRule="auto"/>
       </w:pPr>
       <w:rPr>
-        <w:color w:val="auto"/>
+        <w:color w:val="000000"/>
       </w:rPr>
       <w:tblPr/>
       <w:tcPr>
@@ -9200,7 +9201,7 @@
       <w:rPr>
         <w:b/>
         <w:bCs/>
-        <w:color w:val="FFFFFF" w:themeColor="background1"/>
+        <w:color w:val="000000"/>
       </w:rPr>
       <w:tblPr/>
       <w:tcPr>
@@ -9219,7 +9220,7 @@
       <w:rPr>
         <w:b/>
         <w:bCs/>
-        <w:color w:val="FFFFFF" w:themeColor="background1"/>
+        <w:color w:val="000000"/>
       </w:rPr>
       <w:tblPr/>
       <w:tcPr>
@@ -9265,7 +9266,7 @@
     </w:tblStylePr>
     <w:tblStylePr w:type="nwCell">
       <w:rPr>
-        <w:color w:val="FFFFFF" w:themeColor="background1"/>
+        <w:color w:val="000000"/>
       </w:rPr>
       <w:tblPr/>
       <w:tcPr>
@@ -9310,7 +9311,7 @@
       <w:rPr>
         <w:b/>
         <w:bCs/>
-        <w:color w:val="FFFFFF" w:themeColor="background1"/>
+        <w:color w:val="000000"/>
       </w:rPr>
       <w:tblPr/>
       <w:tcPr>
@@ -9330,7 +9331,7 @@
         <w:spacing w:before="0" w:after="0" w:line="240" w:lineRule="auto"/>
       </w:pPr>
       <w:rPr>
-        <w:color w:val="auto"/>
+        <w:color w:val="000000"/>
       </w:rPr>
       <w:tblPr/>
       <w:tcPr>
@@ -9349,7 +9350,7 @@
       <w:rPr>
         <w:b/>
         <w:bCs/>
-        <w:color w:val="FFFFFF" w:themeColor="background1"/>
+        <w:color w:val="000000"/>
       </w:rPr>
       <w:tblPr/>
       <w:tcPr>
@@ -9368,7 +9369,7 @@
       <w:rPr>
         <w:b/>
         <w:bCs/>
-        <w:color w:val="FFFFFF" w:themeColor="background1"/>
+        <w:color w:val="000000"/>
       </w:rPr>
       <w:tblPr/>
       <w:tcPr>
@@ -9414,7 +9415,7 @@
     </w:tblStylePr>
     <w:tblStylePr w:type="nwCell">
       <w:rPr>
-        <w:color w:val="FFFFFF" w:themeColor="background1"/>
+        <w:color w:val="000000"/>
       </w:rPr>
       <w:tblPr/>
       <w:tcPr>
@@ -9459,7 +9460,7 @@
       <w:rPr>
         <w:b/>
         <w:bCs/>
-        <w:color w:val="FFFFFF" w:themeColor="background1"/>
+        <w:color w:val="000000"/>
       </w:rPr>
       <w:tblPr/>
       <w:tcPr>
@@ -9479,7 +9480,7 @@
         <w:spacing w:before="0" w:after="0" w:line="240" w:lineRule="auto"/>
       </w:pPr>
       <w:rPr>
-        <w:color w:val="auto"/>
+        <w:color w:val="000000"/>
       </w:rPr>
       <w:tblPr/>
       <w:tcPr>
@@ -9498,7 +9499,7 @@
       <w:rPr>
         <w:b/>
         <w:bCs/>
-        <w:color w:val="FFFFFF" w:themeColor="background1"/>
+        <w:color w:val="000000"/>
       </w:rPr>
       <w:tblPr/>
       <w:tcPr>
@@ -9517,7 +9518,7 @@
       <w:rPr>
         <w:b/>
         <w:bCs/>
-        <w:color w:val="FFFFFF" w:themeColor="background1"/>
+        <w:color w:val="000000"/>
       </w:rPr>
       <w:tblPr/>
       <w:tcPr>
@@ -9563,7 +9564,7 @@
     </w:tblStylePr>
     <w:tblStylePr w:type="nwCell">
       <w:rPr>
-        <w:color w:val="FFFFFF" w:themeColor="background1"/>
+        <w:color w:val="000000"/>
       </w:rPr>
       <w:tblPr/>
       <w:tcPr>
@@ -9608,7 +9609,7 @@
       <w:rPr>
         <w:b/>
         <w:bCs/>
-        <w:color w:val="FFFFFF" w:themeColor="background1"/>
+        <w:color w:val="000000"/>
       </w:rPr>
       <w:tblPr/>
       <w:tcPr>
@@ -9628,7 +9629,7 @@
         <w:spacing w:before="0" w:after="0" w:line="240" w:lineRule="auto"/>
       </w:pPr>
       <w:rPr>
-        <w:color w:val="auto"/>
+        <w:color w:val="000000"/>
       </w:rPr>
       <w:tblPr/>
       <w:tcPr>
@@ -9647,7 +9648,7 @@
       <w:rPr>
         <w:b/>
         <w:bCs/>
-        <w:color w:val="FFFFFF" w:themeColor="background1"/>
+        <w:color w:val="000000"/>
       </w:rPr>
       <w:tblPr/>
       <w:tcPr>
@@ -9666,7 +9667,7 @@
       <w:rPr>
         <w:b/>
         <w:bCs/>
-        <w:color w:val="FFFFFF" w:themeColor="background1"/>
+        <w:color w:val="000000"/>
       </w:rPr>
       <w:tblPr/>
       <w:tcPr>
@@ -9712,7 +9713,7 @@
     </w:tblStylePr>
     <w:tblStylePr w:type="nwCell">
       <w:rPr>
-        <w:color w:val="FFFFFF" w:themeColor="background1"/>
+        <w:color w:val="000000"/>
       </w:rPr>
       <w:tblPr/>
       <w:tcPr>
@@ -9736,7 +9737,7 @@
       <w:spacing w:after="0" w:line="240" w:lineRule="auto"/>
     </w:pPr>
     <w:rPr>
-      <w:color w:val="000000" w:themeColor="text1"/>
+      <w:color w:val="000000"/>
     </w:rPr>
     <w:tblPr>
       <w:tblStyleRowBandSize w:val="1"/>
@@ -9769,7 +9770,7 @@
       <w:rPr>
         <w:b/>
         <w:bCs/>
-        <w:color w:val="1F497D" w:themeColor="text2"/>
+        <w:color w:val="000000"/>
       </w:rPr>
       <w:tblPr/>
       <w:tcPr>
@@ -9820,7 +9821,7 @@
       <w:spacing w:after="0" w:line="240" w:lineRule="auto"/>
     </w:pPr>
     <w:rPr>
-      <w:color w:val="000000" w:themeColor="text1"/>
+      <w:color w:val="000000"/>
     </w:rPr>
     <w:tblPr>
       <w:tblStyleRowBandSize w:val="1"/>
@@ -9853,7 +9854,7 @@
       <w:rPr>
         <w:b/>
         <w:bCs/>
-        <w:color w:val="1F497D" w:themeColor="text2"/>
+        <w:color w:val="000000"/>
       </w:rPr>
       <w:tblPr/>
       <w:tcPr>
@@ -9904,7 +9905,7 @@
       <w:spacing w:after="0" w:line="240" w:lineRule="auto"/>
     </w:pPr>
     <w:rPr>
-      <w:color w:val="000000" w:themeColor="text1"/>
+      <w:color w:val="000000"/>
     </w:rPr>
     <w:tblPr>
       <w:tblStyleRowBandSize w:val="1"/>
@@ -9937,7 +9938,7 @@
       <w:rPr>
         <w:b/>
         <w:bCs/>
-        <w:color w:val="1F497D" w:themeColor="text2"/>
+        <w:color w:val="000000"/>
       </w:rPr>
       <w:tblPr/>
       <w:tcPr>
@@ -9988,7 +9989,7 @@
       <w:spacing w:after="0" w:line="240" w:lineRule="auto"/>
     </w:pPr>
     <w:rPr>
-      <w:color w:val="000000" w:themeColor="text1"/>
+      <w:color w:val="000000"/>
     </w:rPr>
     <w:tblPr>
       <w:tblStyleRowBandSize w:val="1"/>
@@ -10021,7 +10022,7 @@
       <w:rPr>
         <w:b/>
         <w:bCs/>
-        <w:color w:val="1F497D" w:themeColor="text2"/>
+        <w:color w:val="000000"/>
       </w:rPr>
       <w:tblPr/>
       <w:tcPr>
@@ -10072,7 +10073,7 @@
       <w:spacing w:after="0" w:line="240" w:lineRule="auto"/>
     </w:pPr>
     <w:rPr>
-      <w:color w:val="000000" w:themeColor="text1"/>
+      <w:color w:val="000000"/>
     </w:rPr>
     <w:tblPr>
       <w:tblStyleRowBandSize w:val="1"/>
@@ -10105,7 +10106,7 @@
       <w:rPr>
         <w:b/>
         <w:bCs/>
-        <w:color w:val="1F497D" w:themeColor="text2"/>
+        <w:color w:val="000000"/>
       </w:rPr>
       <w:tblPr/>
       <w:tcPr>
@@ -10156,7 +10157,7 @@
       <w:spacing w:after="0" w:line="240" w:lineRule="auto"/>
     </w:pPr>
     <w:rPr>
-      <w:color w:val="000000" w:themeColor="text1"/>
+      <w:color w:val="000000"/>
     </w:rPr>
     <w:tblPr>
       <w:tblStyleRowBandSize w:val="1"/>
@@ -10189,7 +10190,7 @@
       <w:rPr>
         <w:b/>
         <w:bCs/>
-        <w:color w:val="1F497D" w:themeColor="text2"/>
+        <w:color w:val="000000"/>
       </w:rPr>
       <w:tblPr/>
       <w:tcPr>
@@ -10240,7 +10241,7 @@
       <w:spacing w:after="0" w:line="240" w:lineRule="auto"/>
     </w:pPr>
     <w:rPr>
-      <w:color w:val="000000" w:themeColor="text1"/>
+      <w:color w:val="000000"/>
     </w:rPr>
     <w:tblPr>
       <w:tblStyleRowBandSize w:val="1"/>
@@ -10273,7 +10274,7 @@
       <w:rPr>
         <w:b/>
         <w:bCs/>
-        <w:color w:val="1F497D" w:themeColor="text2"/>
+        <w:color w:val="000000"/>
       </w:rPr>
       <w:tblPr/>
       <w:tcPr>
@@ -10325,7 +10326,7 @@
     </w:pPr>
     <w:rPr>
       <w:rFonts w:asciiTheme="majorHAnsi" w:eastAsiaTheme="majorEastAsia" w:hAnsiTheme="majorHAnsi" w:cstheme="majorBidi"/>
-      <w:color w:val="000000" w:themeColor="text1"/>
+      <w:color w:val="000000"/>
     </w:rPr>
     <w:tblPr>
       <w:tblStyleRowBandSize w:val="1"/>
@@ -10453,7 +10454,7 @@
     </w:pPr>
     <w:rPr>
       <w:rFonts w:asciiTheme="majorHAnsi" w:eastAsiaTheme="majorEastAsia" w:hAnsiTheme="majorHAnsi" w:cstheme="majorBidi"/>
-      <w:color w:val="000000" w:themeColor="text1"/>
+      <w:color w:val="000000"/>
     </w:rPr>
     <w:tblPr>
       <w:tblStyleRowBandSize w:val="1"/>
@@ -10581,7 +10582,7 @@
     </w:pPr>
     <w:rPr>
       <w:rFonts w:asciiTheme="majorHAnsi" w:eastAsiaTheme="majorEastAsia" w:hAnsiTheme="majorHAnsi" w:cstheme="majorBidi"/>
-      <w:color w:val="000000" w:themeColor="text1"/>
+      <w:color w:val="000000"/>
     </w:rPr>
     <w:tblPr>
       <w:tblStyleRowBandSize w:val="1"/>
@@ -10709,7 +10710,7 @@
     </w:pPr>
     <w:rPr>
       <w:rFonts w:asciiTheme="majorHAnsi" w:eastAsiaTheme="majorEastAsia" w:hAnsiTheme="majorHAnsi" w:cstheme="majorBidi"/>
-      <w:color w:val="000000" w:themeColor="text1"/>
+      <w:color w:val="000000"/>
     </w:rPr>
     <w:tblPr>
       <w:tblStyleRowBandSize w:val="1"/>
@@ -10837,7 +10838,7 @@
     </w:pPr>
     <w:rPr>
       <w:rFonts w:asciiTheme="majorHAnsi" w:eastAsiaTheme="majorEastAsia" w:hAnsiTheme="majorHAnsi" w:cstheme="majorBidi"/>
-      <w:color w:val="000000" w:themeColor="text1"/>
+      <w:color w:val="000000"/>
     </w:rPr>
     <w:tblPr>
       <w:tblStyleRowBandSize w:val="1"/>
@@ -10965,7 +10966,7 @@
     </w:pPr>
     <w:rPr>
       <w:rFonts w:asciiTheme="majorHAnsi" w:eastAsiaTheme="majorEastAsia" w:hAnsiTheme="majorHAnsi" w:cstheme="majorBidi"/>
-      <w:color w:val="000000" w:themeColor="text1"/>
+      <w:color w:val="000000"/>
     </w:rPr>
     <w:tblPr>
       <w:tblStyleRowBandSize w:val="1"/>
@@ -11093,7 +11094,7 @@
     </w:pPr>
     <w:rPr>
       <w:rFonts w:asciiTheme="majorHAnsi" w:eastAsiaTheme="majorEastAsia" w:hAnsiTheme="majorHAnsi" w:cstheme="majorBidi"/>
-      <w:color w:val="000000" w:themeColor="text1"/>
+      <w:color w:val="000000"/>
     </w:rPr>
     <w:tblPr>
       <w:tblStyleRowBandSize w:val="1"/>
@@ -11732,7 +11733,7 @@
     </w:pPr>
     <w:rPr>
       <w:rFonts w:asciiTheme="majorHAnsi" w:eastAsiaTheme="majorEastAsia" w:hAnsiTheme="majorHAnsi" w:cstheme="majorBidi"/>
-      <w:color w:val="000000" w:themeColor="text1"/>
+      <w:color w:val="000000"/>
     </w:rPr>
     <w:tblPr>
       <w:tblStyleRowBandSize w:val="1"/>
@@ -11760,7 +11761,7 @@
       <w:rPr>
         <w:b/>
         <w:bCs/>
-        <w:color w:val="000000" w:themeColor="text1"/>
+        <w:color w:val="000000"/>
       </w:rPr>
       <w:tblPr/>
       <w:tcPr>
@@ -11771,7 +11772,7 @@
       <w:rPr>
         <w:b/>
         <w:bCs/>
-        <w:color w:val="000000" w:themeColor="text1"/>
+        <w:color w:val="000000"/>
       </w:rPr>
       <w:tblPr/>
       <w:tcPr>
@@ -11790,7 +11791,7 @@
       <w:rPr>
         <w:b/>
         <w:bCs/>
-        <w:color w:val="000000" w:themeColor="text1"/>
+        <w:color w:val="000000"/>
       </w:rPr>
       <w:tblPr/>
       <w:tcPr>
@@ -11809,7 +11810,7 @@
       <w:rPr>
         <w:b w:val="0"/>
         <w:bCs w:val="0"/>
-        <w:color w:val="000000" w:themeColor="text1"/>
+        <w:color w:val="000000"/>
       </w:rPr>
       <w:tblPr/>
       <w:tcPr>
@@ -11857,7 +11858,7 @@
     </w:pPr>
     <w:rPr>
       <w:rFonts w:asciiTheme="majorHAnsi" w:eastAsiaTheme="majorEastAsia" w:hAnsiTheme="majorHAnsi" w:cstheme="majorBidi"/>
-      <w:color w:val="000000" w:themeColor="text1"/>
+      <w:color w:val="000000"/>
     </w:rPr>
     <w:tblPr>
       <w:tblStyleRowBandSize w:val="1"/>
@@ -11885,7 +11886,7 @@
       <w:rPr>
         <w:b/>
         <w:bCs/>
-        <w:color w:val="000000" w:themeColor="text1"/>
+        <w:color w:val="000000"/>
       </w:rPr>
       <w:tblPr/>
       <w:tcPr>
@@ -11896,7 +11897,7 @@
       <w:rPr>
         <w:b/>
         <w:bCs/>
-        <w:color w:val="000000" w:themeColor="text1"/>
+        <w:color w:val="000000"/>
       </w:rPr>
       <w:tblPr/>
       <w:tcPr>
@@ -11915,7 +11916,7 @@
       <w:rPr>
         <w:b/>
         <w:bCs/>
-        <w:color w:val="000000" w:themeColor="text1"/>
+        <w:color w:val="000000"/>
       </w:rPr>
       <w:tblPr/>
       <w:tcPr>
@@ -11934,7 +11935,7 @@
       <w:rPr>
         <w:b w:val="0"/>
         <w:bCs w:val="0"/>
-        <w:color w:val="000000" w:themeColor="text1"/>
+        <w:color w:val="000000"/>
       </w:rPr>
       <w:tblPr/>
       <w:tcPr>
@@ -11982,7 +11983,7 @@
     </w:pPr>
     <w:rPr>
       <w:rFonts w:asciiTheme="majorHAnsi" w:eastAsiaTheme="majorEastAsia" w:hAnsiTheme="majorHAnsi" w:cstheme="majorBidi"/>
-      <w:color w:val="000000" w:themeColor="text1"/>
+      <w:color w:val="000000"/>
     </w:rPr>
     <w:tblPr>
       <w:tblStyleRowBandSize w:val="1"/>
@@ -12010,7 +12011,7 @@
       <w:rPr>
         <w:b/>
         <w:bCs/>
-        <w:color w:val="000000" w:themeColor="text1"/>
+        <w:color w:val="000000"/>
       </w:rPr>
       <w:tblPr/>
       <w:tcPr>
@@ -12021,7 +12022,7 @@
       <w:rPr>
         <w:b/>
         <w:bCs/>
-        <w:color w:val="000000" w:themeColor="text1"/>
+        <w:color w:val="000000"/>
       </w:rPr>
       <w:tblPr/>
       <w:tcPr>
@@ -12040,7 +12041,7 @@
       <w:rPr>
         <w:b/>
         <w:bCs/>
-        <w:color w:val="000000" w:themeColor="text1"/>
+        <w:color w:val="000000"/>
       </w:rPr>
       <w:tblPr/>
       <w:tcPr>
@@ -12059,7 +12060,7 @@
       <w:rPr>
         <w:b w:val="0"/>
         <w:bCs w:val="0"/>
-        <w:color w:val="000000" w:themeColor="text1"/>
+        <w:color w:val="000000"/>
       </w:rPr>
       <w:tblPr/>
       <w:tcPr>
@@ -12107,7 +12108,7 @@
     </w:pPr>
     <w:rPr>
       <w:rFonts w:asciiTheme="majorHAnsi" w:eastAsiaTheme="majorEastAsia" w:hAnsiTheme="majorHAnsi" w:cstheme="majorBidi"/>
-      <w:color w:val="000000" w:themeColor="text1"/>
+      <w:color w:val="000000"/>
     </w:rPr>
     <w:tblPr>
       <w:tblStyleRowBandSize w:val="1"/>
@@ -12135,7 +12136,7 @@
       <w:rPr>
         <w:b/>
         <w:bCs/>
-        <w:color w:val="000000" w:themeColor="text1"/>
+        <w:color w:val="000000"/>
       </w:rPr>
       <w:tblPr/>
       <w:tcPr>
@@ -12146,7 +12147,7 @@
       <w:rPr>
         <w:b/>
         <w:bCs/>
-        <w:color w:val="000000" w:themeColor="text1"/>
+        <w:color w:val="000000"/>
       </w:rPr>
       <w:tblPr/>
       <w:tcPr>
@@ -12165,7 +12166,7 @@
       <w:rPr>
         <w:b/>
         <w:bCs/>
-        <w:color w:val="000000" w:themeColor="text1"/>
+        <w:color w:val="000000"/>
       </w:rPr>
       <w:tblPr/>
       <w:tcPr>
@@ -12184,7 +12185,7 @@
       <w:rPr>
         <w:b w:val="0"/>
         <w:bCs w:val="0"/>
-        <w:color w:val="000000" w:themeColor="text1"/>
+        <w:color w:val="000000"/>
       </w:rPr>
       <w:tblPr/>
       <w:tcPr>
@@ -12232,7 +12233,7 @@
     </w:pPr>
     <w:rPr>
       <w:rFonts w:asciiTheme="majorHAnsi" w:eastAsiaTheme="majorEastAsia" w:hAnsiTheme="majorHAnsi" w:cstheme="majorBidi"/>
-      <w:color w:val="000000" w:themeColor="text1"/>
+      <w:color w:val="000000"/>
     </w:rPr>
     <w:tblPr>
       <w:tblStyleRowBandSize w:val="1"/>
@@ -12260,7 +12261,7 @@
       <w:rPr>
         <w:b/>
         <w:bCs/>
-        <w:color w:val="000000" w:themeColor="text1"/>
+        <w:color w:val="000000"/>
       </w:rPr>
       <w:tblPr/>
       <w:tcPr>
@@ -12271,7 +12272,7 @@
       <w:rPr>
         <w:b/>
         <w:bCs/>
-        <w:color w:val="000000" w:themeColor="text1"/>
+        <w:color w:val="000000"/>
       </w:rPr>
       <w:tblPr/>
       <w:tcPr>
@@ -12290,7 +12291,7 @@
       <w:rPr>
         <w:b/>
         <w:bCs/>
-        <w:color w:val="000000" w:themeColor="text1"/>
+        <w:color w:val="000000"/>
       </w:rPr>
       <w:tblPr/>
       <w:tcPr>
@@ -12309,7 +12310,7 @@
       <w:rPr>
         <w:b w:val="0"/>
         <w:bCs w:val="0"/>
-        <w:color w:val="000000" w:themeColor="text1"/>
+        <w:color w:val="000000"/>
       </w:rPr>
       <w:tblPr/>
       <w:tcPr>
@@ -12357,7 +12358,7 @@
     </w:pPr>
     <w:rPr>
       <w:rFonts w:asciiTheme="majorHAnsi" w:eastAsiaTheme="majorEastAsia" w:hAnsiTheme="majorHAnsi" w:cstheme="majorBidi"/>
-      <w:color w:val="000000" w:themeColor="text1"/>
+      <w:color w:val="000000"/>
     </w:rPr>
     <w:tblPr>
       <w:tblStyleRowBandSize w:val="1"/>
@@ -12385,7 +12386,7 @@
       <w:rPr>
         <w:b/>
         <w:bCs/>
-        <w:color w:val="000000" w:themeColor="text1"/>
+        <w:color w:val="000000"/>
       </w:rPr>
       <w:tblPr/>
       <w:tcPr>
@@ -12396,7 +12397,7 @@
       <w:rPr>
         <w:b/>
         <w:bCs/>
-        <w:color w:val="000000" w:themeColor="text1"/>
+        <w:color w:val="000000"/>
       </w:rPr>
       <w:tblPr/>
       <w:tcPr>
@@ -12415,7 +12416,7 @@
       <w:rPr>
         <w:b/>
         <w:bCs/>
-        <w:color w:val="000000" w:themeColor="text1"/>
+        <w:color w:val="000000"/>
       </w:rPr>
       <w:tblPr/>
       <w:tcPr>
@@ -12434,7 +12435,7 @@
       <w:rPr>
         <w:b w:val="0"/>
         <w:bCs w:val="0"/>
-        <w:color w:val="000000" w:themeColor="text1"/>
+        <w:color w:val="000000"/>
       </w:rPr>
       <w:tblPr/>
       <w:tcPr>
@@ -12482,7 +12483,7 @@
     </w:pPr>
     <w:rPr>
       <w:rFonts w:asciiTheme="majorHAnsi" w:eastAsiaTheme="majorEastAsia" w:hAnsiTheme="majorHAnsi" w:cstheme="majorBidi"/>
-      <w:color w:val="000000" w:themeColor="text1"/>
+      <w:color w:val="000000"/>
     </w:rPr>
     <w:tblPr>
       <w:tblStyleRowBandSize w:val="1"/>
@@ -12510,7 +12511,7 @@
       <w:rPr>
         <w:b/>
         <w:bCs/>
-        <w:color w:val="000000" w:themeColor="text1"/>
+        <w:color w:val="000000"/>
       </w:rPr>
       <w:tblPr/>
       <w:tcPr>
@@ -12521,7 +12522,7 @@
       <w:rPr>
         <w:b/>
         <w:bCs/>
-        <w:color w:val="000000" w:themeColor="text1"/>
+        <w:color w:val="000000"/>
       </w:rPr>
       <w:tblPr/>
       <w:tcPr>
@@ -12540,7 +12541,7 @@
       <w:rPr>
         <w:b/>
         <w:bCs/>
-        <w:color w:val="000000" w:themeColor="text1"/>
+        <w:color w:val="000000"/>
       </w:rPr>
       <w:tblPr/>
       <w:tcPr>
@@ -12559,7 +12560,7 @@
       <w:rPr>
         <w:b w:val="0"/>
         <w:bCs w:val="0"/>
-        <w:color w:val="000000" w:themeColor="text1"/>
+        <w:color w:val="000000"/>
       </w:rPr>
       <w:tblPr/>
       <w:tcPr>
@@ -12633,7 +12634,7 @@
         <w:bCs/>
         <w:i w:val="0"/>
         <w:iCs w:val="0"/>
-        <w:color w:val="FFFFFF" w:themeColor="background1"/>
+        <w:color w:val="000000"/>
       </w:rPr>
       <w:tblPr/>
       <w:tcPr>
@@ -12654,7 +12655,7 @@
         <w:bCs/>
         <w:i w:val="0"/>
         <w:iCs w:val="0"/>
-        <w:color w:val="FFFFFF" w:themeColor="background1"/>
+        <w:color w:val="000000"/>
       </w:rPr>
       <w:tblPr/>
       <w:tcPr>
@@ -12675,7 +12676,7 @@
         <w:bCs/>
         <w:i w:val="0"/>
         <w:iCs w:val="0"/>
-        <w:color w:val="FFFFFF" w:themeColor="background1"/>
+        <w:color w:val="000000"/>
       </w:rPr>
       <w:tblPr/>
       <w:tcPr>
@@ -12694,7 +12695,7 @@
         <w:bCs/>
         <w:i w:val="0"/>
         <w:iCs w:val="0"/>
-        <w:color w:val="FFFFFF" w:themeColor="background1"/>
+        <w:color w:val="000000"/>
       </w:rPr>
       <w:tblPr/>
       <w:tcPr>
@@ -12774,7 +12775,7 @@
         <w:bCs/>
         <w:i w:val="0"/>
         <w:iCs w:val="0"/>
-        <w:color w:val="FFFFFF" w:themeColor="background1"/>
+        <w:color w:val="000000"/>
       </w:rPr>
       <w:tblPr/>
       <w:tcPr>
@@ -12795,7 +12796,7 @@
         <w:bCs/>
         <w:i w:val="0"/>
         <w:iCs w:val="0"/>
-        <w:color w:val="FFFFFF" w:themeColor="background1"/>
+        <w:color w:val="000000"/>
       </w:rPr>
       <w:tblPr/>
       <w:tcPr>
@@ -12816,7 +12817,7 @@
         <w:bCs/>
         <w:i w:val="0"/>
         <w:iCs w:val="0"/>
-        <w:color w:val="FFFFFF" w:themeColor="background1"/>
+        <w:color w:val="000000"/>
       </w:rPr>
       <w:tblPr/>
       <w:tcPr>
@@ -12835,7 +12836,7 @@
         <w:bCs/>
         <w:i w:val="0"/>
         <w:iCs w:val="0"/>
-        <w:color w:val="FFFFFF" w:themeColor="background1"/>
+        <w:color w:val="000000"/>
       </w:rPr>
       <w:tblPr/>
       <w:tcPr>
@@ -12915,7 +12916,7 @@
         <w:bCs/>
         <w:i w:val="0"/>
         <w:iCs w:val="0"/>
-        <w:color w:val="FFFFFF" w:themeColor="background1"/>
+        <w:color w:val="000000"/>
       </w:rPr>
       <w:tblPr/>
       <w:tcPr>
@@ -12936,7 +12937,7 @@
         <w:bCs/>
         <w:i w:val="0"/>
         <w:iCs w:val="0"/>
-        <w:color w:val="FFFFFF" w:themeColor="background1"/>
+        <w:color w:val="000000"/>
       </w:rPr>
       <w:tblPr/>
       <w:tcPr>
@@ -12957,7 +12958,7 @@
         <w:bCs/>
         <w:i w:val="0"/>
         <w:iCs w:val="0"/>
-        <w:color w:val="FFFFFF" w:themeColor="background1"/>
+        <w:color w:val="000000"/>
       </w:rPr>
       <w:tblPr/>
       <w:tcPr>
@@ -12976,7 +12977,7 @@
         <w:bCs/>
         <w:i w:val="0"/>
         <w:iCs w:val="0"/>
-        <w:color w:val="FFFFFF" w:themeColor="background1"/>
+        <w:color w:val="000000"/>
       </w:rPr>
       <w:tblPr/>
       <w:tcPr>
@@ -13056,7 +13057,7 @@
         <w:bCs/>
         <w:i w:val="0"/>
         <w:iCs w:val="0"/>
-        <w:color w:val="FFFFFF" w:themeColor="background1"/>
+        <w:color w:val="000000"/>
       </w:rPr>
       <w:tblPr/>
       <w:tcPr>
@@ -13077,7 +13078,7 @@
         <w:bCs/>
         <w:i w:val="0"/>
         <w:iCs w:val="0"/>
-        <w:color w:val="FFFFFF" w:themeColor="background1"/>
+        <w:color w:val="000000"/>
       </w:rPr>
       <w:tblPr/>
       <w:tcPr>
@@ -13098,7 +13099,7 @@
         <w:bCs/>
         <w:i w:val="0"/>
         <w:iCs w:val="0"/>
-        <w:color w:val="FFFFFF" w:themeColor="background1"/>
+        <w:color w:val="000000"/>
       </w:rPr>
       <w:tblPr/>
       <w:tcPr>
@@ -13117,7 +13118,7 @@
         <w:bCs/>
         <w:i w:val="0"/>
         <w:iCs w:val="0"/>
-        <w:color w:val="FFFFFF" w:themeColor="background1"/>
+        <w:color w:val="000000"/>
       </w:rPr>
       <w:tblPr/>
       <w:tcPr>
@@ -13197,7 +13198,7 @@
         <w:bCs/>
         <w:i w:val="0"/>
         <w:iCs w:val="0"/>
-        <w:color w:val="FFFFFF" w:themeColor="background1"/>
+        <w:color w:val="000000"/>
       </w:rPr>
       <w:tblPr/>
       <w:tcPr>
@@ -13218,7 +13219,7 @@
         <w:bCs/>
         <w:i w:val="0"/>
         <w:iCs w:val="0"/>
-        <w:color w:val="FFFFFF" w:themeColor="background1"/>
+        <w:color w:val="000000"/>
       </w:rPr>
       <w:tblPr/>
       <w:tcPr>
@@ -13239,7 +13240,7 @@
         <w:bCs/>
         <w:i w:val="0"/>
         <w:iCs w:val="0"/>
-        <w:color w:val="FFFFFF" w:themeColor="background1"/>
+        <w:color w:val="000000"/>
       </w:rPr>
       <w:tblPr/>
       <w:tcPr>
@@ -13258,7 +13259,7 @@
         <w:bCs/>
         <w:i w:val="0"/>
         <w:iCs w:val="0"/>
-        <w:color w:val="FFFFFF" w:themeColor="background1"/>
+        <w:color w:val="000000"/>
       </w:rPr>
       <w:tblPr/>
       <w:tcPr>
@@ -13338,7 +13339,7 @@
         <w:bCs/>
         <w:i w:val="0"/>
         <w:iCs w:val="0"/>
-        <w:color w:val="FFFFFF" w:themeColor="background1"/>
+        <w:color w:val="000000"/>
       </w:rPr>
       <w:tblPr/>
       <w:tcPr>
@@ -13359,7 +13360,7 @@
         <w:bCs/>
         <w:i w:val="0"/>
         <w:iCs w:val="0"/>
-        <w:color w:val="FFFFFF" w:themeColor="background1"/>
+        <w:color w:val="000000"/>
       </w:rPr>
       <w:tblPr/>
       <w:tcPr>
@@ -13380,7 +13381,7 @@
         <w:bCs/>
         <w:i w:val="0"/>
         <w:iCs w:val="0"/>
-        <w:color w:val="FFFFFF" w:themeColor="background1"/>
+        <w:color w:val="000000"/>
       </w:rPr>
       <w:tblPr/>
       <w:tcPr>
@@ -13399,7 +13400,7 @@
         <w:bCs/>
         <w:i w:val="0"/>
         <w:iCs w:val="0"/>
-        <w:color w:val="FFFFFF" w:themeColor="background1"/>
+        <w:color w:val="000000"/>
       </w:rPr>
       <w:tblPr/>
       <w:tcPr>
@@ -13479,7 +13480,7 @@
         <w:bCs/>
         <w:i w:val="0"/>
         <w:iCs w:val="0"/>
-        <w:color w:val="FFFFFF" w:themeColor="background1"/>
+        <w:color w:val="000000"/>
       </w:rPr>
       <w:tblPr/>
       <w:tcPr>
@@ -13500,7 +13501,7 @@
         <w:bCs/>
         <w:i w:val="0"/>
         <w:iCs w:val="0"/>
-        <w:color w:val="FFFFFF" w:themeColor="background1"/>
+        <w:color w:val="000000"/>
       </w:rPr>
       <w:tblPr/>
       <w:tcPr>
@@ -13521,7 +13522,7 @@
         <w:bCs/>
         <w:i w:val="0"/>
         <w:iCs w:val="0"/>
-        <w:color w:val="FFFFFF" w:themeColor="background1"/>
+        <w:color w:val="000000"/>
       </w:rPr>
       <w:tblPr/>
       <w:tcPr>
@@ -13540,7 +13541,7 @@
         <w:bCs/>
         <w:i w:val="0"/>
         <w:iCs w:val="0"/>
-        <w:color w:val="FFFFFF" w:themeColor="background1"/>
+        <w:color w:val="000000"/>
       </w:rPr>
       <w:tblPr/>
       <w:tcPr>
@@ -13593,7 +13594,7 @@
       <w:spacing w:after="0" w:line="240" w:lineRule="auto"/>
     </w:pPr>
     <w:rPr>
-      <w:color w:val="FFFFFF" w:themeColor="background1"/>
+      <w:color w:val="000000"/>
     </w:rPr>
     <w:tblPr>
       <w:tblStyleRowBandSize w:val="1"/>
@@ -13707,7 +13708,7 @@
       <w:spacing w:after="0" w:line="240" w:lineRule="auto"/>
     </w:pPr>
     <w:rPr>
-      <w:color w:val="FFFFFF" w:themeColor="background1"/>
+      <w:color w:val="000000"/>
     </w:rPr>
     <w:tblPr>
       <w:tblStyleRowBandSize w:val="1"/>
@@ -13821,7 +13822,7 @@
       <w:spacing w:after="0" w:line="240" w:lineRule="auto"/>
     </w:pPr>
     <w:rPr>
-      <w:color w:val="FFFFFF" w:themeColor="background1"/>
+      <w:color w:val="000000"/>
     </w:rPr>
     <w:tblPr>
       <w:tblStyleRowBandSize w:val="1"/>
@@ -13935,7 +13936,7 @@
       <w:spacing w:after="0" w:line="240" w:lineRule="auto"/>
     </w:pPr>
     <w:rPr>
-      <w:color w:val="FFFFFF" w:themeColor="background1"/>
+      <w:color w:val="000000"/>
     </w:rPr>
     <w:tblPr>
       <w:tblStyleRowBandSize w:val="1"/>
@@ -14049,7 +14050,7 @@
       <w:spacing w:after="0" w:line="240" w:lineRule="auto"/>
     </w:pPr>
     <w:rPr>
-      <w:color w:val="FFFFFF" w:themeColor="background1"/>
+      <w:color w:val="000000"/>
     </w:rPr>
     <w:tblPr>
       <w:tblStyleRowBandSize w:val="1"/>
@@ -14163,7 +14164,7 @@
       <w:spacing w:after="0" w:line="240" w:lineRule="auto"/>
     </w:pPr>
     <w:rPr>
-      <w:color w:val="FFFFFF" w:themeColor="background1"/>
+      <w:color w:val="000000"/>
     </w:rPr>
     <w:tblPr>
       <w:tblStyleRowBandSize w:val="1"/>
@@ -14277,7 +14278,7 @@
       <w:spacing w:after="0" w:line="240" w:lineRule="auto"/>
     </w:pPr>
     <w:rPr>
-      <w:color w:val="FFFFFF" w:themeColor="background1"/>
+      <w:color w:val="000000"/>
     </w:rPr>
     <w:tblPr>
       <w:tblStyleRowBandSize w:val="1"/>
@@ -14391,7 +14392,7 @@
       <w:spacing w:after="0" w:line="240" w:lineRule="auto"/>
     </w:pPr>
     <w:rPr>
-      <w:color w:val="000000" w:themeColor="text1"/>
+      <w:color w:val="000000"/>
     </w:rPr>
     <w:tblPr>
       <w:tblStyleRowBandSize w:val="1"/>
@@ -14437,7 +14438,7 @@
       <w:rPr>
         <w:b/>
         <w:bCs/>
-        <w:color w:val="FFFFFF" w:themeColor="background1"/>
+        <w:color w:val="000000"/>
       </w:rPr>
       <w:tblPr/>
       <w:tcPr>
@@ -14449,7 +14450,7 @@
     </w:tblStylePr>
     <w:tblStylePr w:type="firstCol">
       <w:rPr>
-        <w:color w:val="FFFFFF" w:themeColor="background1"/>
+        <w:color w:val="000000"/>
       </w:rPr>
       <w:tblPr/>
       <w:tcPr>
@@ -14466,7 +14467,7 @@
     </w:tblStylePr>
     <w:tblStylePr w:type="lastCol">
       <w:rPr>
-        <w:color w:val="FFFFFF" w:themeColor="background1"/>
+        <w:color w:val="000000"/>
       </w:rPr>
       <w:tblPr/>
       <w:tcPr>
@@ -14495,12 +14496,12 @@
     </w:tblStylePr>
     <w:tblStylePr w:type="neCell">
       <w:rPr>
-        <w:color w:val="000000" w:themeColor="text1"/>
+        <w:color w:val="000000"/>
       </w:rPr>
     </w:tblStylePr>
     <w:tblStylePr w:type="nwCell">
       <w:rPr>
-        <w:color w:val="000000" w:themeColor="text1"/>
+        <w:color w:val="000000"/>
       </w:rPr>
     </w:tblStylePr>
   </w:style>
@@ -14513,7 +14514,7 @@
       <w:spacing w:after="0" w:line="240" w:lineRule="auto"/>
     </w:pPr>
     <w:rPr>
-      <w:color w:val="000000" w:themeColor="text1"/>
+      <w:color w:val="000000"/>
     </w:rPr>
     <w:tblPr>
       <w:tblStyleRowBandSize w:val="1"/>
@@ -14559,7 +14560,7 @@
       <w:rPr>
         <w:b/>
         <w:bCs/>
-        <w:color w:val="FFFFFF" w:themeColor="background1"/>
+        <w:color w:val="000000"/>
       </w:rPr>
       <w:tblPr/>
       <w:tcPr>
@@ -14571,7 +14572,7 @@
     </w:tblStylePr>
     <w:tblStylePr w:type="firstCol">
       <w:rPr>
-        <w:color w:val="FFFFFF" w:themeColor="background1"/>
+        <w:color w:val="000000"/>
       </w:rPr>
       <w:tblPr/>
       <w:tcPr>
@@ -14588,7 +14589,7 @@
     </w:tblStylePr>
     <w:tblStylePr w:type="lastCol">
       <w:rPr>
-        <w:color w:val="FFFFFF" w:themeColor="background1"/>
+        <w:color w:val="000000"/>
       </w:rPr>
       <w:tblPr/>
       <w:tcPr>
@@ -14617,12 +14618,12 @@
     </w:tblStylePr>
     <w:tblStylePr w:type="neCell">
       <w:rPr>
-        <w:color w:val="000000" w:themeColor="text1"/>
+        <w:color w:val="000000"/>
       </w:rPr>
     </w:tblStylePr>
     <w:tblStylePr w:type="nwCell">
       <w:rPr>
-        <w:color w:val="000000" w:themeColor="text1"/>
+        <w:color w:val="000000"/>
       </w:rPr>
     </w:tblStylePr>
   </w:style>
@@ -14635,7 +14636,7 @@
       <w:spacing w:after="0" w:line="240" w:lineRule="auto"/>
     </w:pPr>
     <w:rPr>
-      <w:color w:val="000000" w:themeColor="text1"/>
+      <w:color w:val="000000"/>
     </w:rPr>
     <w:tblPr>
       <w:tblStyleRowBandSize w:val="1"/>
@@ -14681,7 +14682,7 @@
       <w:rPr>
         <w:b/>
         <w:bCs/>
-        <w:color w:val="FFFFFF" w:themeColor="background1"/>
+        <w:color w:val="000000"/>
       </w:rPr>
       <w:tblPr/>
       <w:tcPr>
@@ -14693,7 +14694,7 @@
     </w:tblStylePr>
     <w:tblStylePr w:type="firstCol">
       <w:rPr>
-        <w:color w:val="FFFFFF" w:themeColor="background1"/>
+        <w:color w:val="000000"/>
       </w:rPr>
       <w:tblPr/>
       <w:tcPr>
@@ -14710,7 +14711,7 @@
     </w:tblStylePr>
     <w:tblStylePr w:type="lastCol">
       <w:rPr>
-        <w:color w:val="FFFFFF" w:themeColor="background1"/>
+        <w:color w:val="000000"/>
       </w:rPr>
       <w:tblPr/>
       <w:tcPr>
@@ -14739,12 +14740,12 @@
     </w:tblStylePr>
     <w:tblStylePr w:type="neCell">
       <w:rPr>
-        <w:color w:val="000000" w:themeColor="text1"/>
+        <w:color w:val="000000"/>
       </w:rPr>
     </w:tblStylePr>
     <w:tblStylePr w:type="nwCell">
       <w:rPr>
-        <w:color w:val="000000" w:themeColor="text1"/>
+        <w:color w:val="000000"/>
       </w:rPr>
     </w:tblStylePr>
   </w:style>
@@ -14757,7 +14758,7 @@
       <w:spacing w:after="0" w:line="240" w:lineRule="auto"/>
     </w:pPr>
     <w:rPr>
-      <w:color w:val="000000" w:themeColor="text1"/>
+      <w:color w:val="000000"/>
     </w:rPr>
     <w:tblPr>
       <w:tblStyleRowBandSize w:val="1"/>
@@ -14803,7 +14804,7 @@
       <w:rPr>
         <w:b/>
         <w:bCs/>
-        <w:color w:val="FFFFFF" w:themeColor="background1"/>
+        <w:color w:val="000000"/>
       </w:rPr>
       <w:tblPr/>
       <w:tcPr>
@@ -14815,7 +14816,7 @@
     </w:tblStylePr>
     <w:tblStylePr w:type="firstCol">
       <w:rPr>
-        <w:color w:val="FFFFFF" w:themeColor="background1"/>
+        <w:color w:val="000000"/>
       </w:rPr>
       <w:tblPr/>
       <w:tcPr>
@@ -14832,7 +14833,7 @@
     </w:tblStylePr>
     <w:tblStylePr w:type="lastCol">
       <w:rPr>
-        <w:color w:val="FFFFFF" w:themeColor="background1"/>
+        <w:color w:val="000000"/>
       </w:rPr>
       <w:tblPr/>
       <w:tcPr>
@@ -14869,7 +14870,7 @@
       <w:spacing w:after="0" w:line="240" w:lineRule="auto"/>
     </w:pPr>
     <w:rPr>
-      <w:color w:val="000000" w:themeColor="text1"/>
+      <w:color w:val="000000"/>
     </w:rPr>
     <w:tblPr>
       <w:tblStyleRowBandSize w:val="1"/>
@@ -14915,7 +14916,7 @@
       <w:rPr>
         <w:b/>
         <w:bCs/>
-        <w:color w:val="FFFFFF" w:themeColor="background1"/>
+        <w:color w:val="000000"/>
       </w:rPr>
       <w:tblPr/>
       <w:tcPr>
@@ -14927,7 +14928,7 @@
     </w:tblStylePr>
     <w:tblStylePr w:type="firstCol">
       <w:rPr>
-        <w:color w:val="FFFFFF" w:themeColor="background1"/>
+        <w:color w:val="000000"/>
       </w:rPr>
       <w:tblPr/>
       <w:tcPr>
@@ -14944,7 +14945,7 @@
     </w:tblStylePr>
     <w:tblStylePr w:type="lastCol">
       <w:rPr>
-        <w:color w:val="FFFFFF" w:themeColor="background1"/>
+        <w:color w:val="000000"/>
       </w:rPr>
       <w:tblPr/>
       <w:tcPr>
@@ -14973,12 +14974,12 @@
     </w:tblStylePr>
     <w:tblStylePr w:type="neCell">
       <w:rPr>
-        <w:color w:val="000000" w:themeColor="text1"/>
+        <w:color w:val="000000"/>
       </w:rPr>
     </w:tblStylePr>
     <w:tblStylePr w:type="nwCell">
       <w:rPr>
-        <w:color w:val="000000" w:themeColor="text1"/>
+        <w:color w:val="000000"/>
       </w:rPr>
     </w:tblStylePr>
   </w:style>
@@ -14991,7 +14992,7 @@
       <w:spacing w:after="0" w:line="240" w:lineRule="auto"/>
     </w:pPr>
     <w:rPr>
-      <w:color w:val="000000" w:themeColor="text1"/>
+      <w:color w:val="000000"/>
     </w:rPr>
     <w:tblPr>
       <w:tblStyleRowBandSize w:val="1"/>
@@ -15037,7 +15038,7 @@
       <w:rPr>
         <w:b/>
         <w:bCs/>
-        <w:color w:val="FFFFFF" w:themeColor="background1"/>
+        <w:color w:val="000000"/>
       </w:rPr>
       <w:tblPr/>
       <w:tcPr>
@@ -15049,7 +15050,7 @@
     </w:tblStylePr>
     <w:tblStylePr w:type="firstCol">
       <w:rPr>
-        <w:color w:val="FFFFFF" w:themeColor="background1"/>
+        <w:color w:val="000000"/>
       </w:rPr>
       <w:tblPr/>
       <w:tcPr>
@@ -15066,7 +15067,7 @@
     </w:tblStylePr>
     <w:tblStylePr w:type="lastCol">
       <w:rPr>
-        <w:color w:val="FFFFFF" w:themeColor="background1"/>
+        <w:color w:val="000000"/>
       </w:rPr>
       <w:tblPr/>
       <w:tcPr>
@@ -15095,12 +15096,12 @@
     </w:tblStylePr>
     <w:tblStylePr w:type="neCell">
       <w:rPr>
-        <w:color w:val="000000" w:themeColor="text1"/>
+        <w:color w:val="000000"/>
       </w:rPr>
     </w:tblStylePr>
     <w:tblStylePr w:type="nwCell">
       <w:rPr>
-        <w:color w:val="000000" w:themeColor="text1"/>
+        <w:color w:val="000000"/>
       </w:rPr>
     </w:tblStylePr>
   </w:style>
@@ -15113,7 +15114,7 @@
       <w:spacing w:after="0" w:line="240" w:lineRule="auto"/>
     </w:pPr>
     <w:rPr>
-      <w:color w:val="000000" w:themeColor="text1"/>
+      <w:color w:val="000000"/>
     </w:rPr>
     <w:tblPr>
       <w:tblStyleRowBandSize w:val="1"/>
@@ -15159,7 +15160,7 @@
       <w:rPr>
         <w:b/>
         <w:bCs/>
-        <w:color w:val="FFFFFF" w:themeColor="background1"/>
+        <w:color w:val="000000"/>
       </w:rPr>
       <w:tblPr/>
       <w:tcPr>
@@ -15171,7 +15172,7 @@
     </w:tblStylePr>
     <w:tblStylePr w:type="firstCol">
       <w:rPr>
-        <w:color w:val="FFFFFF" w:themeColor="background1"/>
+        <w:color w:val="000000"/>
       </w:rPr>
       <w:tblPr/>
       <w:tcPr>
@@ -15188,7 +15189,7 @@
     </w:tblStylePr>
     <w:tblStylePr w:type="lastCol">
       <w:rPr>
-        <w:color w:val="FFFFFF" w:themeColor="background1"/>
+        <w:color w:val="000000"/>
       </w:rPr>
       <w:tblPr/>
       <w:tcPr>
@@ -15217,12 +15218,12 @@
     </w:tblStylePr>
     <w:tblStylePr w:type="neCell">
       <w:rPr>
-        <w:color w:val="000000" w:themeColor="text1"/>
+        <w:color w:val="000000"/>
       </w:rPr>
     </w:tblStylePr>
     <w:tblStylePr w:type="nwCell">
       <w:rPr>
-        <w:color w:val="000000" w:themeColor="text1"/>
+        <w:color w:val="000000"/>
       </w:rPr>
     </w:tblStylePr>
   </w:style>
@@ -15235,7 +15236,7 @@
       <w:spacing w:after="0" w:line="240" w:lineRule="auto"/>
     </w:pPr>
     <w:rPr>
-      <w:color w:val="000000" w:themeColor="text1"/>
+      <w:color w:val="000000"/>
     </w:rPr>
     <w:tblPr>
       <w:tblStyleRowBandSize w:val="1"/>
@@ -15255,7 +15256,7 @@
       <w:rPr>
         <w:b/>
         <w:bCs/>
-        <w:color w:val="FFFFFF" w:themeColor="background1"/>
+        <w:color w:val="000000"/>
       </w:rPr>
       <w:tblPr/>
       <w:tcPr>
@@ -15269,7 +15270,7 @@
       <w:rPr>
         <w:b/>
         <w:bCs/>
-        <w:color w:val="9E3A38" w:themeColor="accent2" w:themeShade="CC"/>
+        <w:color w:val="000000"/>
       </w:rPr>
       <w:tblPr/>
       <w:tcPr>
@@ -15321,7 +15322,7 @@
       <w:spacing w:after="0" w:line="240" w:lineRule="auto"/>
     </w:pPr>
     <w:rPr>
-      <w:color w:val="000000" w:themeColor="text1"/>
+      <w:color w:val="000000"/>
     </w:rPr>
     <w:tblPr>
       <w:tblStyleRowBandSize w:val="1"/>
@@ -15341,7 +15342,7 @@
       <w:rPr>
         <w:b/>
         <w:bCs/>
-        <w:color w:val="FFFFFF" w:themeColor="background1"/>
+        <w:color w:val="000000"/>
       </w:rPr>
       <w:tblPr/>
       <w:tcPr>
@@ -15355,7 +15356,7 @@
       <w:rPr>
         <w:b/>
         <w:bCs/>
-        <w:color w:val="9E3A38" w:themeColor="accent2" w:themeShade="CC"/>
+        <w:color w:val="000000"/>
       </w:rPr>
       <w:tblPr/>
       <w:tcPr>
@@ -15407,7 +15408,7 @@
       <w:spacing w:after="0" w:line="240" w:lineRule="auto"/>
     </w:pPr>
     <w:rPr>
-      <w:color w:val="000000" w:themeColor="text1"/>
+      <w:color w:val="000000"/>
     </w:rPr>
     <w:tblPr>
       <w:tblStyleRowBandSize w:val="1"/>
@@ -15427,7 +15428,7 @@
       <w:rPr>
         <w:b/>
         <w:bCs/>
-        <w:color w:val="FFFFFF" w:themeColor="background1"/>
+        <w:color w:val="000000"/>
       </w:rPr>
       <w:tblPr/>
       <w:tcPr>
@@ -15441,7 +15442,7 @@
       <w:rPr>
         <w:b/>
         <w:bCs/>
-        <w:color w:val="9E3A38" w:themeColor="accent2" w:themeShade="CC"/>
+        <w:color w:val="000000"/>
       </w:rPr>
       <w:tblPr/>
       <w:tcPr>
@@ -15493,7 +15494,7 @@
       <w:spacing w:after="0" w:line="240" w:lineRule="auto"/>
     </w:pPr>
     <w:rPr>
-      <w:color w:val="000000" w:themeColor="text1"/>
+      <w:color w:val="000000"/>
     </w:rPr>
     <w:tblPr>
       <w:tblStyleRowBandSize w:val="1"/>
@@ -15513,7 +15514,7 @@
       <w:rPr>
         <w:b/>
         <w:bCs/>
-        <w:color w:val="FFFFFF" w:themeColor="background1"/>
+        <w:color w:val="000000"/>
       </w:rPr>
       <w:tblPr/>
       <w:tcPr>
@@ -15527,7 +15528,7 @@
       <w:rPr>
         <w:b/>
         <w:bCs/>
-        <w:color w:val="664E82" w:themeColor="accent4" w:themeShade="CC"/>
+        <w:color w:val="000000"/>
       </w:rPr>
       <w:tblPr/>
       <w:tcPr>
@@ -15579,7 +15580,7 @@
       <w:spacing w:after="0" w:line="240" w:lineRule="auto"/>
     </w:pPr>
     <w:rPr>
-      <w:color w:val="000000" w:themeColor="text1"/>
+      <w:color w:val="000000"/>
     </w:rPr>
     <w:tblPr>
       <w:tblStyleRowBandSize w:val="1"/>
@@ -15599,7 +15600,7 @@
       <w:rPr>
         <w:b/>
         <w:bCs/>
-        <w:color w:val="FFFFFF" w:themeColor="background1"/>
+        <w:color w:val="000000"/>
       </w:rPr>
       <w:tblPr/>
       <w:tcPr>
@@ -15613,7 +15614,7 @@
       <w:rPr>
         <w:b/>
         <w:bCs/>
-        <w:color w:val="7E9C40" w:themeColor="accent3" w:themeShade="CC"/>
+        <w:color w:val="000000"/>
       </w:rPr>
       <w:tblPr/>
       <w:tcPr>
@@ -15665,7 +15666,7 @@
       <w:spacing w:after="0" w:line="240" w:lineRule="auto"/>
     </w:pPr>
     <w:rPr>
-      <w:color w:val="000000" w:themeColor="text1"/>
+      <w:color w:val="000000"/>
     </w:rPr>
     <w:tblPr>
       <w:tblStyleRowBandSize w:val="1"/>
@@ -15685,7 +15686,7 @@
       <w:rPr>
         <w:b/>
         <w:bCs/>
-        <w:color w:val="FFFFFF" w:themeColor="background1"/>
+        <w:color w:val="000000"/>
       </w:rPr>
       <w:tblPr/>
       <w:tcPr>
@@ -15699,7 +15700,7 @@
       <w:rPr>
         <w:b/>
         <w:bCs/>
-        <w:color w:val="F2730A" w:themeColor="accent6" w:themeShade="CC"/>
+        <w:color w:val="000000"/>
       </w:rPr>
       <w:tblPr/>
       <w:tcPr>
@@ -15751,7 +15752,7 @@
       <w:spacing w:after="0" w:line="240" w:lineRule="auto"/>
     </w:pPr>
     <w:rPr>
-      <w:color w:val="000000" w:themeColor="text1"/>
+      <w:color w:val="000000"/>
     </w:rPr>
     <w:tblPr>
       <w:tblStyleRowBandSize w:val="1"/>
@@ -15771,7 +15772,7 @@
       <w:rPr>
         <w:b/>
         <w:bCs/>
-        <w:color w:val="FFFFFF" w:themeColor="background1"/>
+        <w:color w:val="000000"/>
       </w:rPr>
       <w:tblPr/>
       <w:tcPr>
@@ -15785,7 +15786,7 @@
       <w:rPr>
         <w:b/>
         <w:bCs/>
-        <w:color w:val="348DA5" w:themeColor="accent5" w:themeShade="CC"/>
+        <w:color w:val="000000"/>
       </w:rPr>
       <w:tblPr/>
       <w:tcPr>
@@ -15837,7 +15838,7 @@
       <w:spacing w:after="0" w:line="240" w:lineRule="auto"/>
     </w:pPr>
     <w:rPr>
-      <w:color w:val="000000" w:themeColor="text1"/>
+      <w:color w:val="000000"/>
     </w:rPr>
     <w:tblPr>
       <w:tblStyleRowBandSize w:val="1"/>
@@ -15870,7 +15871,7 @@
       <w:rPr>
         <w:b/>
         <w:bCs/>
-        <w:color w:val="000000" w:themeColor="text1"/>
+        <w:color w:val="000000"/>
       </w:rPr>
       <w:tblPr/>
       <w:tcPr>
@@ -15879,7 +15880,7 @@
     </w:tblStylePr>
     <w:tblStylePr w:type="firstCol">
       <w:rPr>
-        <w:color w:val="FFFFFF" w:themeColor="background1"/>
+        <w:color w:val="000000"/>
       </w:rPr>
       <w:tblPr/>
       <w:tcPr>
@@ -15888,7 +15889,7 @@
     </w:tblStylePr>
     <w:tblStylePr w:type="lastCol">
       <w:rPr>
-        <w:color w:val="FFFFFF" w:themeColor="background1"/>
+        <w:color w:val="000000"/>
       </w:rPr>
       <w:tblPr/>
       <w:tcPr>
@@ -15917,7 +15918,7 @@
       <w:spacing w:after="0" w:line="240" w:lineRule="auto"/>
     </w:pPr>
     <w:rPr>
-      <w:color w:val="000000" w:themeColor="text1"/>
+      <w:color w:val="000000"/>
     </w:rPr>
     <w:tblPr>
       <w:tblStyleRowBandSize w:val="1"/>
@@ -15950,7 +15951,7 @@
       <w:rPr>
         <w:b/>
         <w:bCs/>
-        <w:color w:val="000000" w:themeColor="text1"/>
+        <w:color w:val="000000"/>
       </w:rPr>
       <w:tblPr/>
       <w:tcPr>
@@ -15959,7 +15960,7 @@
     </w:tblStylePr>
     <w:tblStylePr w:type="firstCol">
       <w:rPr>
-        <w:color w:val="FFFFFF" w:themeColor="background1"/>
+        <w:color w:val="000000"/>
       </w:rPr>
       <w:tblPr/>
       <w:tcPr>
@@ -15968,7 +15969,7 @@
     </w:tblStylePr>
     <w:tblStylePr w:type="lastCol">
       <w:rPr>
-        <w:color w:val="FFFFFF" w:themeColor="background1"/>
+        <w:color w:val="000000"/>
       </w:rPr>
       <w:tblPr/>
       <w:tcPr>
@@ -15997,7 +15998,7 @@
       <w:spacing w:after="0" w:line="240" w:lineRule="auto"/>
     </w:pPr>
     <w:rPr>
-      <w:color w:val="000000" w:themeColor="text1"/>
+      <w:color w:val="000000"/>
     </w:rPr>
     <w:tblPr>
       <w:tblStyleRowBandSize w:val="1"/>
@@ -16030,7 +16031,7 @@
       <w:rPr>
         <w:b/>
         <w:bCs/>
-        <w:color w:val="000000" w:themeColor="text1"/>
+        <w:color w:val="000000"/>
       </w:rPr>
       <w:tblPr/>
       <w:tcPr>
@@ -16039,7 +16040,7 @@
     </w:tblStylePr>
     <w:tblStylePr w:type="firstCol">
       <w:rPr>
-        <w:color w:val="FFFFFF" w:themeColor="background1"/>
+        <w:color w:val="000000"/>
       </w:rPr>
       <w:tblPr/>
       <w:tcPr>
@@ -16048,7 +16049,7 @@
     </w:tblStylePr>
     <w:tblStylePr w:type="lastCol">
       <w:rPr>
-        <w:color w:val="FFFFFF" w:themeColor="background1"/>
+        <w:color w:val="000000"/>
       </w:rPr>
       <w:tblPr/>
       <w:tcPr>
@@ -16077,7 +16078,7 @@
       <w:spacing w:after="0" w:line="240" w:lineRule="auto"/>
     </w:pPr>
     <w:rPr>
-      <w:color w:val="000000" w:themeColor="text1"/>
+      <w:color w:val="000000"/>
     </w:rPr>
     <w:tblPr>
       <w:tblStyleRowBandSize w:val="1"/>
@@ -16110,7 +16111,7 @@
       <w:rPr>
         <w:b/>
         <w:bCs/>
-        <w:color w:val="000000" w:themeColor="text1"/>
+        <w:color w:val="000000"/>
       </w:rPr>
       <w:tblPr/>
       <w:tcPr>
@@ -16119,7 +16120,7 @@
     </w:tblStylePr>
     <w:tblStylePr w:type="firstCol">
       <w:rPr>
-        <w:color w:val="FFFFFF" w:themeColor="background1"/>
+        <w:color w:val="000000"/>
       </w:rPr>
       <w:tblPr/>
       <w:tcPr>
@@ -16128,7 +16129,7 @@
     </w:tblStylePr>
     <w:tblStylePr w:type="lastCol">
       <w:rPr>
-        <w:color w:val="FFFFFF" w:themeColor="background1"/>
+        <w:color w:val="000000"/>
       </w:rPr>
       <w:tblPr/>
       <w:tcPr>
@@ -16157,7 +16158,7 @@
       <w:spacing w:after="0" w:line="240" w:lineRule="auto"/>
     </w:pPr>
     <w:rPr>
-      <w:color w:val="000000" w:themeColor="text1"/>
+      <w:color w:val="000000"/>
     </w:rPr>
     <w:tblPr>
       <w:tblStyleRowBandSize w:val="1"/>
@@ -16190,7 +16191,7 @@
       <w:rPr>
         <w:b/>
         <w:bCs/>
-        <w:color w:val="000000" w:themeColor="text1"/>
+        <w:color w:val="000000"/>
       </w:rPr>
       <w:tblPr/>
       <w:tcPr>
@@ -16199,7 +16200,7 @@
     </w:tblStylePr>
     <w:tblStylePr w:type="firstCol">
       <w:rPr>
-        <w:color w:val="FFFFFF" w:themeColor="background1"/>
+        <w:color w:val="000000"/>
       </w:rPr>
       <w:tblPr/>
       <w:tcPr>
@@ -16208,7 +16209,7 @@
     </w:tblStylePr>
     <w:tblStylePr w:type="lastCol">
       <w:rPr>
-        <w:color w:val="FFFFFF" w:themeColor="background1"/>
+        <w:color w:val="000000"/>
       </w:rPr>
       <w:tblPr/>
       <w:tcPr>
@@ -16237,7 +16238,7 @@
       <w:spacing w:after="0" w:line="240" w:lineRule="auto"/>
     </w:pPr>
     <w:rPr>
-      <w:color w:val="000000" w:themeColor="text1"/>
+      <w:color w:val="000000"/>
     </w:rPr>
     <w:tblPr>
       <w:tblStyleRowBandSize w:val="1"/>
@@ -16270,7 +16271,7 @@
       <w:rPr>
         <w:b/>
         <w:bCs/>
-        <w:color w:val="000000" w:themeColor="text1"/>
+        <w:color w:val="000000"/>
       </w:rPr>
       <w:tblPr/>
       <w:tcPr>
@@ -16279,7 +16280,7 @@
     </w:tblStylePr>
     <w:tblStylePr w:type="firstCol">
       <w:rPr>
-        <w:color w:val="FFFFFF" w:themeColor="background1"/>
+        <w:color w:val="000000"/>
       </w:rPr>
       <w:tblPr/>
       <w:tcPr>
@@ -16288,7 +16289,7 @@
     </w:tblStylePr>
     <w:tblStylePr w:type="lastCol">
       <w:rPr>
-        <w:color w:val="FFFFFF" w:themeColor="background1"/>
+        <w:color w:val="000000"/>
       </w:rPr>
       <w:tblPr/>
       <w:tcPr>
@@ -16317,7 +16318,7 @@
       <w:spacing w:after="0" w:line="240" w:lineRule="auto"/>
     </w:pPr>
     <w:rPr>
-      <w:color w:val="000000" w:themeColor="text1"/>
+      <w:color w:val="000000"/>
     </w:rPr>
     <w:tblPr>
       <w:tblStyleRowBandSize w:val="1"/>
@@ -16350,7 +16351,7 @@
       <w:rPr>
         <w:b/>
         <w:bCs/>
-        <w:color w:val="000000" w:themeColor="text1"/>
+        <w:color w:val="000000"/>
       </w:rPr>
       <w:tblPr/>
       <w:tcPr>
@@ -16359,7 +16360,7 @@
     </w:tblStylePr>
     <w:tblStylePr w:type="firstCol">
       <w:rPr>
-        <w:color w:val="FFFFFF" w:themeColor="background1"/>
+        <w:color w:val="000000"/>
       </w:rPr>
       <w:tblPr/>
       <w:tcPr>
@@ -16368,7 +16369,7 @@
     </w:tblStylePr>
     <w:tblStylePr w:type="lastCol">
       <w:rPr>
-        <w:color w:val="FFFFFF" w:themeColor="background1"/>
+        <w:color w:val="000000"/>
       </w:rPr>
       <w:tblPr/>
       <w:tcPr>
